--- a/Artificial Intelligence/Phase 7/376. Decision Trees/Day 376.docx
+++ b/Artificial Intelligence/Phase 7/376. Decision Trees/Day 376.docx
@@ -220,23 +220,6 @@
       <w:pPr>
         <w:rPr>
           <w:rFonts w:ascii="Times New Roman" w:hAnsi="Times New Roman" w:cs="Times New Roman"/>
-          <w:sz w:val="24"/>
-          <w:szCs w:val="24"/>
-        </w:rPr>
-      </w:pPr>
-      <w:r>
-        <w:rPr>
-          <w:rFonts w:ascii="Times New Roman" w:hAnsi="Times New Roman" w:cs="Times New Roman"/>
-          <w:sz w:val="24"/>
-          <w:szCs w:val="24"/>
-        </w:rPr>
-        <w:t>Root = 1 · Children of 1 = 2 and 3 · Leaves = 4, 5, 6, 7</w:t>
-      </w:r>
-    </w:p>
-    <w:p>
-      <w:pPr>
-        <w:rPr>
-          <w:rFonts w:ascii="Times New Roman" w:hAnsi="Times New Roman" w:cs="Times New Roman"/>
           <w:b/>
           <w:bCs/>
           <w:sz w:val="24"/>
@@ -246,11 +229,86 @@
       <w:r>
         <w:rPr>
           <w:rFonts w:ascii="Times New Roman" w:hAnsi="Times New Roman" w:cs="Times New Roman"/>
+          <w:sz w:val="24"/>
+          <w:szCs w:val="24"/>
+        </w:rPr>
+        <w:drawing>
+          <wp:inline distT="0" distB="0" distL="0" distR="0" wp14:anchorId="301ABE19" wp14:editId="3449AF9E">
+            <wp:extent cx="5731510" cy="3823335"/>
+            <wp:effectExtent l="0" t="0" r="2540" b="5715"/>
+            <wp:docPr id="1026037100" name="Picture 1"/>
+            <wp:cNvGraphicFramePr>
+              <a:graphicFrameLocks xmlns:a="http://schemas.openxmlformats.org/drawingml/2006/main" noChangeAspect="1"/>
+            </wp:cNvGraphicFramePr>
+            <a:graphic xmlns:a="http://schemas.openxmlformats.org/drawingml/2006/main">
+              <a:graphicData uri="http://schemas.openxmlformats.org/drawingml/2006/picture">
+                <pic:pic xmlns:pic="http://schemas.openxmlformats.org/drawingml/2006/picture">
+                  <pic:nvPicPr>
+                    <pic:cNvPr id="1026037100" name=""/>
+                    <pic:cNvPicPr/>
+                  </pic:nvPicPr>
+                  <pic:blipFill>
+                    <a:blip r:embed="rId5"/>
+                    <a:stretch>
+                      <a:fillRect/>
+                    </a:stretch>
+                  </pic:blipFill>
+                  <pic:spPr>
+                    <a:xfrm>
+                      <a:off x="0" y="0"/>
+                      <a:ext cx="5731510" cy="3823335"/>
+                    </a:xfrm>
+                    <a:prstGeom prst="rect">
+                      <a:avLst/>
+                    </a:prstGeom>
+                  </pic:spPr>
+                </pic:pic>
+              </a:graphicData>
+            </a:graphic>
+          </wp:inline>
+        </w:drawing>
+      </w:r>
+    </w:p>
+    <w:p>
+      <w:pPr>
+        <w:rPr>
+          <w:rFonts w:ascii="Times New Roman" w:hAnsi="Times New Roman" w:cs="Times New Roman"/>
           <w:b/>
           <w:bCs/>
           <w:sz w:val="24"/>
           <w:szCs w:val="24"/>
         </w:rPr>
+      </w:pPr>
+      <w:r>
+        <w:rPr>
+          <w:rFonts w:ascii="Times New Roman" w:hAnsi="Times New Roman" w:cs="Times New Roman"/>
+          <w:b/>
+          <w:bCs/>
+          <w:sz w:val="24"/>
+          <w:szCs w:val="24"/>
+        </w:rPr>
+        <w:br w:type="page"/>
+      </w:r>
+    </w:p>
+    <w:p>
+      <w:pPr>
+        <w:rPr>
+          <w:rFonts w:ascii="Times New Roman" w:hAnsi="Times New Roman" w:cs="Times New Roman"/>
+          <w:b/>
+          <w:bCs/>
+          <w:sz w:val="24"/>
+          <w:szCs w:val="24"/>
+        </w:rPr>
+      </w:pPr>
+      <w:r>
+        <w:rPr>
+          <w:rFonts w:ascii="Times New Roman" w:hAnsi="Times New Roman" w:cs="Times New Roman"/>
+          <w:b/>
+          <w:bCs/>
+          <w:sz w:val="24"/>
+          <w:szCs w:val="24"/>
+        </w:rPr>
+        <w:lastRenderedPageBreak/>
         <w:t>1.1 Important terminology</w:t>
       </w:r>
     </w:p>
@@ -486,59 +544,6 @@
                 <w:szCs w:val="24"/>
               </w:rPr>
               <w:t>A node directly below another node</w:t>
-            </w:r>
-          </w:p>
-        </w:tc>
-      </w:tr>
-      <w:tr>
-        <w:trPr>
-          <w:tblCellSpacing w:w="15" w:type="dxa"/>
-        </w:trPr>
-        <w:tc>
-          <w:tcPr>
-            <w:tcW w:w="0" w:type="auto"/>
-            <w:vAlign w:val="center"/>
-            <w:hideMark/>
-          </w:tcPr>
-          <w:p>
-            <w:pPr>
-              <w:rPr>
-                <w:rFonts w:ascii="Times New Roman" w:hAnsi="Times New Roman" w:cs="Times New Roman"/>
-                <w:sz w:val="24"/>
-                <w:szCs w:val="24"/>
-              </w:rPr>
-            </w:pPr>
-            <w:r>
-              <w:rPr>
-                <w:rFonts w:ascii="Times New Roman" w:hAnsi="Times New Roman" w:cs="Times New Roman"/>
-                <w:sz w:val="24"/>
-                <w:szCs w:val="24"/>
-              </w:rPr>
-              <w:t>Leaf</w:t>
-            </w:r>
-          </w:p>
-        </w:tc>
-        <w:tc>
-          <w:tcPr>
-            <w:tcW w:w="0" w:type="auto"/>
-            <w:vAlign w:val="center"/>
-            <w:hideMark/>
-          </w:tcPr>
-          <w:p>
-            <w:pPr>
-              <w:rPr>
-                <w:rFonts w:ascii="Times New Roman" w:hAnsi="Times New Roman" w:cs="Times New Roman"/>
-                <w:sz w:val="24"/>
-                <w:szCs w:val="24"/>
-              </w:rPr>
-            </w:pPr>
-            <w:r>
-              <w:rPr>
-                <w:rFonts w:ascii="Times New Roman" w:hAnsi="Times New Roman" w:cs="Times New Roman"/>
-                <w:sz w:val="24"/>
-                <w:szCs w:val="24"/>
-              </w:rPr>
-              <w:t>A node with no children</w:t>
             </w:r>
           </w:p>
         </w:tc>
@@ -939,7 +944,6 @@
           <w:sz w:val="24"/>
           <w:szCs w:val="24"/>
         </w:rPr>
-        <w:lastRenderedPageBreak/>
         <w:t>Perfect binary tree: all internal nodes have two children, and all leaves have the same depth.</w:t>
       </w:r>
     </w:p>
@@ -1310,6 +1314,7 @@
           <w:sz w:val="24"/>
           <w:szCs w:val="24"/>
         </w:rPr>
+        <w:lastRenderedPageBreak/>
         <w:t xml:space="preserve">Each node stores its value and pointers to its children. For the examples below, assume a tree uses </w:t>
       </w:r>
       <w:proofErr w:type="spellStart"/>
@@ -1611,7 +1616,6 @@
           <w:sz w:val="24"/>
           <w:szCs w:val="24"/>
         </w:rPr>
-        <w:lastRenderedPageBreak/>
         <w:t xml:space="preserve">In a BST, </w:t>
       </w:r>
       <w:proofErr w:type="spellStart"/>
@@ -2002,6 +2006,7 @@
           <w:sz w:val="24"/>
           <w:szCs w:val="24"/>
         </w:rPr>
+        <w:lastRenderedPageBreak/>
         <w:t xml:space="preserve">    if (root == </w:t>
       </w:r>
       <w:proofErr w:type="spellStart"/>
@@ -2489,7 +2494,6 @@
           <w:sz w:val="24"/>
           <w:szCs w:val="24"/>
         </w:rPr>
-        <w:lastRenderedPageBreak/>
         <w:t>Auxiliary space: \(O(h)\) for the recursive call stack, where \(h\) is the tree height.</w:t>
       </w:r>
     </w:p>
@@ -3514,7 +3518,6 @@
           <w:sz w:val="24"/>
           <w:szCs w:val="24"/>
         </w:rPr>
-        <w:lastRenderedPageBreak/>
         <w:t xml:space="preserve">        }</w:t>
       </w:r>
     </w:p>
@@ -4564,7 +4567,6 @@
           <w:sz w:val="24"/>
           <w:szCs w:val="24"/>
         </w:rPr>
-        <w:lastRenderedPageBreak/>
         <w:t xml:space="preserve">    }</w:t>
       </w:r>
     </w:p>
@@ -4805,19 +4807,29 @@
     </w:p>
     <w:p>
       <w:pPr>
-        <w:shd w:val="clear" w:color="auto" w:fill="000000" w:themeFill="text1"/>
-        <w:rPr>
-          <w:rFonts w:ascii="Times New Roman" w:hAnsi="Times New Roman" w:cs="Times New Roman"/>
-          <w:sz w:val="24"/>
-          <w:szCs w:val="24"/>
-        </w:rPr>
-      </w:pPr>
-      <w:r>
-        <w:rPr>
-          <w:rFonts w:ascii="Times New Roman" w:hAnsi="Times New Roman" w:cs="Times New Roman"/>
-          <w:sz w:val="24"/>
-          <w:szCs w:val="24"/>
-        </w:rPr>
+        <w:rPr>
+          <w:rFonts w:ascii="Times New Roman" w:hAnsi="Times New Roman" w:cs="Times New Roman"/>
+          <w:sz w:val="24"/>
+          <w:szCs w:val="24"/>
+        </w:rPr>
+      </w:pPr>
+    </w:p>
+    <w:p>
+      <w:pPr>
+        <w:shd w:val="clear" w:color="auto" w:fill="000000" w:themeFill="text1"/>
+        <w:rPr>
+          <w:rFonts w:ascii="Times New Roman" w:hAnsi="Times New Roman" w:cs="Times New Roman"/>
+          <w:sz w:val="24"/>
+          <w:szCs w:val="24"/>
+        </w:rPr>
+      </w:pPr>
+      <w:r>
+        <w:rPr>
+          <w:rFonts w:ascii="Times New Roman" w:hAnsi="Times New Roman" w:cs="Times New Roman"/>
+          <w:sz w:val="24"/>
+          <w:szCs w:val="24"/>
+        </w:rPr>
+        <w:lastRenderedPageBreak/>
         <w:t xml:space="preserve">int </w:t>
       </w:r>
       <w:proofErr w:type="gramStart"/>
@@ -5169,7 +5181,6 @@
           <w:sz w:val="24"/>
           <w:szCs w:val="24"/>
         </w:rPr>
-        <w:lastRenderedPageBreak/>
         <w:t>Both subtrees must themselves satisfy the BST property.</w:t>
       </w:r>
     </w:p>
@@ -5192,23 +5203,7 @@
     </w:p>
     <w:p>
       <w:pPr>
-        <w:rPr>
-          <w:rFonts w:ascii="Times New Roman" w:hAnsi="Times New Roman" w:cs="Times New Roman"/>
-          <w:sz w:val="24"/>
-          <w:szCs w:val="24"/>
-        </w:rPr>
-      </w:pPr>
-      <w:r>
-        <w:rPr>
-          <w:rFonts w:ascii="Times New Roman" w:hAnsi="Times New Roman" w:cs="Times New Roman"/>
-          <w:sz w:val="24"/>
-          <w:szCs w:val="24"/>
-        </w:rPr>
-        <w:t>Values smaller than 8 are on the left; larger values are on the right.</w:t>
-      </w:r>
-    </w:p>
-    <w:p>
-      <w:pPr>
+        <w:jc w:val="center"/>
         <w:rPr>
           <w:rFonts w:ascii="Times New Roman" w:hAnsi="Times New Roman" w:cs="Times New Roman"/>
           <w:b/>
@@ -5220,11 +5215,65 @@
       <w:r>
         <w:rPr>
           <w:rFonts w:ascii="Times New Roman" w:hAnsi="Times New Roman" w:cs="Times New Roman"/>
+          <w:sz w:val="24"/>
+          <w:szCs w:val="24"/>
+        </w:rPr>
+        <w:drawing>
+          <wp:inline distT="0" distB="0" distL="0" distR="0" wp14:anchorId="4C7CF1D4" wp14:editId="0D902C4C">
+            <wp:extent cx="4895115" cy="3177540"/>
+            <wp:effectExtent l="0" t="0" r="1270" b="3810"/>
+            <wp:docPr id="44579567" name="Picture 1"/>
+            <wp:cNvGraphicFramePr>
+              <a:graphicFrameLocks xmlns:a="http://schemas.openxmlformats.org/drawingml/2006/main" noChangeAspect="1"/>
+            </wp:cNvGraphicFramePr>
+            <a:graphic xmlns:a="http://schemas.openxmlformats.org/drawingml/2006/main">
+              <a:graphicData uri="http://schemas.openxmlformats.org/drawingml/2006/picture">
+                <pic:pic xmlns:pic="http://schemas.openxmlformats.org/drawingml/2006/picture">
+                  <pic:nvPicPr>
+                    <pic:cNvPr id="44579567" name=""/>
+                    <pic:cNvPicPr/>
+                  </pic:nvPicPr>
+                  <pic:blipFill>
+                    <a:blip r:embed="rId6"/>
+                    <a:stretch>
+                      <a:fillRect/>
+                    </a:stretch>
+                  </pic:blipFill>
+                  <pic:spPr>
+                    <a:xfrm>
+                      <a:off x="0" y="0"/>
+                      <a:ext cx="4911967" cy="3188479"/>
+                    </a:xfrm>
+                    <a:prstGeom prst="rect">
+                      <a:avLst/>
+                    </a:prstGeom>
+                  </pic:spPr>
+                </pic:pic>
+              </a:graphicData>
+            </a:graphic>
+          </wp:inline>
+        </w:drawing>
+      </w:r>
+    </w:p>
+    <w:p>
+      <w:pPr>
+        <w:rPr>
+          <w:rFonts w:ascii="Times New Roman" w:hAnsi="Times New Roman" w:cs="Times New Roman"/>
           <w:b/>
           <w:bCs/>
           <w:sz w:val="24"/>
           <w:szCs w:val="24"/>
         </w:rPr>
+      </w:pPr>
+      <w:r>
+        <w:rPr>
+          <w:rFonts w:ascii="Times New Roman" w:hAnsi="Times New Roman" w:cs="Times New Roman"/>
+          <w:b/>
+          <w:bCs/>
+          <w:sz w:val="24"/>
+          <w:szCs w:val="24"/>
+        </w:rPr>
+        <w:lastRenderedPageBreak/>
         <w:t>4.1 BST insertion</w:t>
       </w:r>
     </w:p>
@@ -5988,61 +6037,61 @@
           <w:sz w:val="24"/>
           <w:szCs w:val="24"/>
         </w:rPr>
+        <w:t xml:space="preserve">            root = root-&gt;left;</w:t>
+      </w:r>
+    </w:p>
+    <w:p>
+      <w:pPr>
+        <w:shd w:val="clear" w:color="auto" w:fill="000000" w:themeFill="text1"/>
+        <w:rPr>
+          <w:rFonts w:ascii="Times New Roman" w:hAnsi="Times New Roman" w:cs="Times New Roman"/>
+          <w:sz w:val="24"/>
+          <w:szCs w:val="24"/>
+        </w:rPr>
+      </w:pPr>
+      <w:r>
+        <w:rPr>
+          <w:rFonts w:ascii="Times New Roman" w:hAnsi="Times New Roman" w:cs="Times New Roman"/>
+          <w:sz w:val="24"/>
+          <w:szCs w:val="24"/>
+        </w:rPr>
+        <w:t xml:space="preserve">        } else {</w:t>
+      </w:r>
+    </w:p>
+    <w:p>
+      <w:pPr>
+        <w:shd w:val="clear" w:color="auto" w:fill="000000" w:themeFill="text1"/>
+        <w:rPr>
+          <w:rFonts w:ascii="Times New Roman" w:hAnsi="Times New Roman" w:cs="Times New Roman"/>
+          <w:sz w:val="24"/>
+          <w:szCs w:val="24"/>
+        </w:rPr>
+      </w:pPr>
+      <w:r>
+        <w:rPr>
+          <w:rFonts w:ascii="Times New Roman" w:hAnsi="Times New Roman" w:cs="Times New Roman"/>
+          <w:sz w:val="24"/>
+          <w:szCs w:val="24"/>
+        </w:rPr>
+        <w:t xml:space="preserve">            root = root-&gt;right;</w:t>
+      </w:r>
+    </w:p>
+    <w:p>
+      <w:pPr>
+        <w:shd w:val="clear" w:color="auto" w:fill="000000" w:themeFill="text1"/>
+        <w:rPr>
+          <w:rFonts w:ascii="Times New Roman" w:hAnsi="Times New Roman" w:cs="Times New Roman"/>
+          <w:sz w:val="24"/>
+          <w:szCs w:val="24"/>
+        </w:rPr>
+      </w:pPr>
+      <w:r>
+        <w:rPr>
+          <w:rFonts w:ascii="Times New Roman" w:hAnsi="Times New Roman" w:cs="Times New Roman"/>
+          <w:sz w:val="24"/>
+          <w:szCs w:val="24"/>
+        </w:rPr>
         <w:lastRenderedPageBreak/>
-        <w:t xml:space="preserve">            root = root-&gt;left;</w:t>
-      </w:r>
-    </w:p>
-    <w:p>
-      <w:pPr>
-        <w:shd w:val="clear" w:color="auto" w:fill="000000" w:themeFill="text1"/>
-        <w:rPr>
-          <w:rFonts w:ascii="Times New Roman" w:hAnsi="Times New Roman" w:cs="Times New Roman"/>
-          <w:sz w:val="24"/>
-          <w:szCs w:val="24"/>
-        </w:rPr>
-      </w:pPr>
-      <w:r>
-        <w:rPr>
-          <w:rFonts w:ascii="Times New Roman" w:hAnsi="Times New Roman" w:cs="Times New Roman"/>
-          <w:sz w:val="24"/>
-          <w:szCs w:val="24"/>
-        </w:rPr>
-        <w:t xml:space="preserve">        } else {</w:t>
-      </w:r>
-    </w:p>
-    <w:p>
-      <w:pPr>
-        <w:shd w:val="clear" w:color="auto" w:fill="000000" w:themeFill="text1"/>
-        <w:rPr>
-          <w:rFonts w:ascii="Times New Roman" w:hAnsi="Times New Roman" w:cs="Times New Roman"/>
-          <w:sz w:val="24"/>
-          <w:szCs w:val="24"/>
-        </w:rPr>
-      </w:pPr>
-      <w:r>
-        <w:rPr>
-          <w:rFonts w:ascii="Times New Roman" w:hAnsi="Times New Roman" w:cs="Times New Roman"/>
-          <w:sz w:val="24"/>
-          <w:szCs w:val="24"/>
-        </w:rPr>
-        <w:t xml:space="preserve">            root = root-&gt;right;</w:t>
-      </w:r>
-    </w:p>
-    <w:p>
-      <w:pPr>
-        <w:shd w:val="clear" w:color="auto" w:fill="000000" w:themeFill="text1"/>
-        <w:rPr>
-          <w:rFonts w:ascii="Times New Roman" w:hAnsi="Times New Roman" w:cs="Times New Roman"/>
-          <w:sz w:val="24"/>
-          <w:szCs w:val="24"/>
-        </w:rPr>
-      </w:pPr>
-      <w:r>
-        <w:rPr>
-          <w:rFonts w:ascii="Times New Roman" w:hAnsi="Times New Roman" w:cs="Times New Roman"/>
-          <w:sz w:val="24"/>
-          <w:szCs w:val="24"/>
-        </w:rPr>
         <w:t xml:space="preserve">        }</w:t>
       </w:r>
     </w:p>
@@ -6825,79 +6874,79 @@
           <w:sz w:val="24"/>
           <w:szCs w:val="24"/>
         </w:rPr>
+        <w:t xml:space="preserve">        root-&gt;right = </w:t>
+      </w:r>
+      <w:proofErr w:type="spellStart"/>
+      <w:r>
+        <w:rPr>
+          <w:rFonts w:ascii="Times New Roman" w:hAnsi="Times New Roman" w:cs="Times New Roman"/>
+          <w:sz w:val="24"/>
+          <w:szCs w:val="24"/>
+        </w:rPr>
+        <w:t>deleteBST</w:t>
+      </w:r>
+      <w:proofErr w:type="spellEnd"/>
+      <w:r>
+        <w:rPr>
+          <w:rFonts w:ascii="Times New Roman" w:hAnsi="Times New Roman" w:cs="Times New Roman"/>
+          <w:sz w:val="24"/>
+          <w:szCs w:val="24"/>
+        </w:rPr>
+        <w:t>(root-&gt;right, key);</w:t>
+      </w:r>
+    </w:p>
+    <w:p>
+      <w:pPr>
+        <w:shd w:val="clear" w:color="auto" w:fill="000000" w:themeFill="text1"/>
+        <w:rPr>
+          <w:rFonts w:ascii="Times New Roman" w:hAnsi="Times New Roman" w:cs="Times New Roman"/>
+          <w:sz w:val="24"/>
+          <w:szCs w:val="24"/>
+        </w:rPr>
+      </w:pPr>
+      <w:r>
+        <w:rPr>
+          <w:rFonts w:ascii="Times New Roman" w:hAnsi="Times New Roman" w:cs="Times New Roman"/>
+          <w:sz w:val="24"/>
+          <w:szCs w:val="24"/>
+        </w:rPr>
+        <w:t xml:space="preserve">    } else {</w:t>
+      </w:r>
+    </w:p>
+    <w:p>
+      <w:pPr>
+        <w:shd w:val="clear" w:color="auto" w:fill="000000" w:themeFill="text1"/>
+        <w:rPr>
+          <w:rFonts w:ascii="Times New Roman" w:hAnsi="Times New Roman" w:cs="Times New Roman"/>
+          <w:sz w:val="24"/>
+          <w:szCs w:val="24"/>
+        </w:rPr>
+      </w:pPr>
+      <w:r>
+        <w:rPr>
+          <w:rFonts w:ascii="Times New Roman" w:hAnsi="Times New Roman" w:cs="Times New Roman"/>
+          <w:sz w:val="24"/>
+          <w:szCs w:val="24"/>
+        </w:rPr>
+        <w:t xml:space="preserve">        // Case 1 and Case 2</w:t>
+      </w:r>
+    </w:p>
+    <w:p>
+      <w:pPr>
+        <w:shd w:val="clear" w:color="auto" w:fill="000000" w:themeFill="text1"/>
+        <w:rPr>
+          <w:rFonts w:ascii="Times New Roman" w:hAnsi="Times New Roman" w:cs="Times New Roman"/>
+          <w:sz w:val="24"/>
+          <w:szCs w:val="24"/>
+        </w:rPr>
+      </w:pPr>
+      <w:r>
+        <w:rPr>
+          <w:rFonts w:ascii="Times New Roman" w:hAnsi="Times New Roman" w:cs="Times New Roman"/>
+          <w:sz w:val="24"/>
+          <w:szCs w:val="24"/>
+        </w:rPr>
         <w:lastRenderedPageBreak/>
-        <w:t xml:space="preserve">        root-&gt;right = </w:t>
-      </w:r>
-      <w:proofErr w:type="spellStart"/>
-      <w:r>
-        <w:rPr>
-          <w:rFonts w:ascii="Times New Roman" w:hAnsi="Times New Roman" w:cs="Times New Roman"/>
-          <w:sz w:val="24"/>
-          <w:szCs w:val="24"/>
-        </w:rPr>
-        <w:t>deleteBST</w:t>
-      </w:r>
-      <w:proofErr w:type="spellEnd"/>
-      <w:r>
-        <w:rPr>
-          <w:rFonts w:ascii="Times New Roman" w:hAnsi="Times New Roman" w:cs="Times New Roman"/>
-          <w:sz w:val="24"/>
-          <w:szCs w:val="24"/>
-        </w:rPr>
-        <w:t>(root-&gt;right, key);</w:t>
-      </w:r>
-    </w:p>
-    <w:p>
-      <w:pPr>
-        <w:shd w:val="clear" w:color="auto" w:fill="000000" w:themeFill="text1"/>
-        <w:rPr>
-          <w:rFonts w:ascii="Times New Roman" w:hAnsi="Times New Roman" w:cs="Times New Roman"/>
-          <w:sz w:val="24"/>
-          <w:szCs w:val="24"/>
-        </w:rPr>
-      </w:pPr>
-      <w:r>
-        <w:rPr>
-          <w:rFonts w:ascii="Times New Roman" w:hAnsi="Times New Roman" w:cs="Times New Roman"/>
-          <w:sz w:val="24"/>
-          <w:szCs w:val="24"/>
-        </w:rPr>
-        <w:t xml:space="preserve">    } else {</w:t>
-      </w:r>
-    </w:p>
-    <w:p>
-      <w:pPr>
-        <w:shd w:val="clear" w:color="auto" w:fill="000000" w:themeFill="text1"/>
-        <w:rPr>
-          <w:rFonts w:ascii="Times New Roman" w:hAnsi="Times New Roman" w:cs="Times New Roman"/>
-          <w:sz w:val="24"/>
-          <w:szCs w:val="24"/>
-        </w:rPr>
-      </w:pPr>
-      <w:r>
-        <w:rPr>
-          <w:rFonts w:ascii="Times New Roman" w:hAnsi="Times New Roman" w:cs="Times New Roman"/>
-          <w:sz w:val="24"/>
-          <w:szCs w:val="24"/>
-        </w:rPr>
-        <w:t xml:space="preserve">        // Case 1 and Case 2</w:t>
-      </w:r>
-    </w:p>
-    <w:p>
-      <w:pPr>
-        <w:shd w:val="clear" w:color="auto" w:fill="000000" w:themeFill="text1"/>
-        <w:rPr>
-          <w:rFonts w:ascii="Times New Roman" w:hAnsi="Times New Roman" w:cs="Times New Roman"/>
-          <w:sz w:val="24"/>
-          <w:szCs w:val="24"/>
-        </w:rPr>
-      </w:pPr>
-      <w:r>
-        <w:rPr>
-          <w:rFonts w:ascii="Times New Roman" w:hAnsi="Times New Roman" w:cs="Times New Roman"/>
-          <w:sz w:val="24"/>
-          <w:szCs w:val="24"/>
-        </w:rPr>
         <w:t xml:space="preserve">        if (root-&gt;left == </w:t>
       </w:r>
       <w:proofErr w:type="spellStart"/>
@@ -7664,86 +7713,86 @@
           <w:sz w:val="24"/>
           <w:szCs w:val="24"/>
         </w:rPr>
+        <w:t>root-&gt;right-&gt;</w:t>
+      </w:r>
+      <w:proofErr w:type="spellStart"/>
+      <w:r>
+        <w:rPr>
+          <w:rFonts w:ascii="Times New Roman" w:hAnsi="Times New Roman" w:cs="Times New Roman"/>
+          <w:sz w:val="24"/>
+          <w:szCs w:val="24"/>
+        </w:rPr>
+        <w:t>val</w:t>
+      </w:r>
+      <w:proofErr w:type="spellEnd"/>
+      <w:r>
+        <w:rPr>
+          <w:rFonts w:ascii="Times New Roman" w:hAnsi="Times New Roman" w:cs="Times New Roman"/>
+          <w:sz w:val="24"/>
+          <w:szCs w:val="24"/>
+        </w:rPr>
+        <w:t xml:space="preserve"> &gt; root-&gt;</w:t>
+      </w:r>
+      <w:proofErr w:type="spellStart"/>
+      <w:r>
+        <w:rPr>
+          <w:rFonts w:ascii="Times New Roman" w:hAnsi="Times New Roman" w:cs="Times New Roman"/>
+          <w:sz w:val="24"/>
+          <w:szCs w:val="24"/>
+        </w:rPr>
+        <w:t>val</w:t>
+      </w:r>
+      <w:proofErr w:type="spellEnd"/>
+    </w:p>
+    <w:p>
+      <w:pPr>
+        <w:rPr>
+          <w:rFonts w:ascii="Times New Roman" w:hAnsi="Times New Roman" w:cs="Times New Roman"/>
+          <w:sz w:val="24"/>
+          <w:szCs w:val="24"/>
+        </w:rPr>
+      </w:pPr>
+      <w:r>
+        <w:rPr>
+          <w:rFonts w:ascii="Times New Roman" w:hAnsi="Times New Roman" w:cs="Times New Roman"/>
+          <w:sz w:val="24"/>
+          <w:szCs w:val="24"/>
+        </w:rPr>
+        <w:t>A descendant must also satisfy every ancestor's constraint.</w:t>
+      </w:r>
+    </w:p>
+    <w:p>
+      <w:pPr>
+        <w:rPr>
+          <w:rFonts w:ascii="Times New Roman" w:hAnsi="Times New Roman" w:cs="Times New Roman"/>
+          <w:sz w:val="24"/>
+          <w:szCs w:val="24"/>
+        </w:rPr>
+      </w:pPr>
+      <w:r>
+        <w:rPr>
+          <w:rFonts w:ascii="Times New Roman" w:hAnsi="Times New Roman" w:cs="Times New Roman"/>
+          <w:sz w:val="24"/>
+          <w:szCs w:val="24"/>
+        </w:rPr>
+        <w:t>For example:</w:t>
+      </w:r>
+    </w:p>
+    <w:p>
+      <w:pPr>
+        <w:rPr>
+          <w:rFonts w:ascii="Times New Roman" w:hAnsi="Times New Roman" w:cs="Times New Roman"/>
+          <w:sz w:val="24"/>
+          <w:szCs w:val="24"/>
+        </w:rPr>
+      </w:pPr>
+      <w:r>
+        <w:rPr>
+          <w:rFonts w:ascii="Times New Roman" w:hAnsi="Times New Roman" w:cs="Times New Roman"/>
+          <w:sz w:val="24"/>
+          <w:szCs w:val="24"/>
+        </w:rPr>
         <w:lastRenderedPageBreak/>
-        <w:t>root-&gt;right-&gt;</w:t>
-      </w:r>
-      <w:proofErr w:type="spellStart"/>
-      <w:r>
-        <w:rPr>
-          <w:rFonts w:ascii="Times New Roman" w:hAnsi="Times New Roman" w:cs="Times New Roman"/>
-          <w:sz w:val="24"/>
-          <w:szCs w:val="24"/>
-        </w:rPr>
-        <w:t>val</w:t>
-      </w:r>
-      <w:proofErr w:type="spellEnd"/>
-      <w:r>
-        <w:rPr>
-          <w:rFonts w:ascii="Times New Roman" w:hAnsi="Times New Roman" w:cs="Times New Roman"/>
-          <w:sz w:val="24"/>
-          <w:szCs w:val="24"/>
-        </w:rPr>
-        <w:t xml:space="preserve"> &gt; root-&gt;</w:t>
-      </w:r>
-      <w:proofErr w:type="spellStart"/>
-      <w:r>
-        <w:rPr>
-          <w:rFonts w:ascii="Times New Roman" w:hAnsi="Times New Roman" w:cs="Times New Roman"/>
-          <w:sz w:val="24"/>
-          <w:szCs w:val="24"/>
-        </w:rPr>
-        <w:t>val</w:t>
-      </w:r>
-      <w:proofErr w:type="spellEnd"/>
-    </w:p>
-    <w:p>
-      <w:pPr>
-        <w:rPr>
-          <w:rFonts w:ascii="Times New Roman" w:hAnsi="Times New Roman" w:cs="Times New Roman"/>
-          <w:sz w:val="24"/>
-          <w:szCs w:val="24"/>
-        </w:rPr>
-      </w:pPr>
-      <w:r>
-        <w:rPr>
-          <w:rFonts w:ascii="Times New Roman" w:hAnsi="Times New Roman" w:cs="Times New Roman"/>
-          <w:sz w:val="24"/>
-          <w:szCs w:val="24"/>
-        </w:rPr>
-        <w:t>A descendant must also satisfy every ancestor's constraint.</w:t>
-      </w:r>
-    </w:p>
-    <w:p>
-      <w:pPr>
-        <w:rPr>
-          <w:rFonts w:ascii="Times New Roman" w:hAnsi="Times New Roman" w:cs="Times New Roman"/>
-          <w:sz w:val="24"/>
-          <w:szCs w:val="24"/>
-        </w:rPr>
-      </w:pPr>
-      <w:r>
-        <w:rPr>
-          <w:rFonts w:ascii="Times New Roman" w:hAnsi="Times New Roman" w:cs="Times New Roman"/>
-          <w:sz w:val="24"/>
-          <w:szCs w:val="24"/>
-        </w:rPr>
-        <w:t>For example:</w:t>
-      </w:r>
-    </w:p>
-    <w:p>
-      <w:pPr>
-        <w:rPr>
-          <w:rFonts w:ascii="Times New Roman" w:hAnsi="Times New Roman" w:cs="Times New Roman"/>
-          <w:sz w:val="24"/>
-          <w:szCs w:val="24"/>
-        </w:rPr>
-      </w:pPr>
-      <w:r>
-        <w:rPr>
-          <w:rFonts w:ascii="Times New Roman" w:hAnsi="Times New Roman" w:cs="Times New Roman"/>
-          <w:sz w:val="24"/>
-          <w:szCs w:val="24"/>
-        </w:rPr>
         <w:t xml:space="preserve">        10</w:t>
       </w:r>
     </w:p>
@@ -8517,6 +8566,23 @@
           <w:szCs w:val="24"/>
         </w:rPr>
         <w:t>}</w:t>
+      </w:r>
+    </w:p>
+    <w:p>
+      <w:pPr>
+        <w:rPr>
+          <w:rFonts w:ascii="Times New Roman" w:hAnsi="Times New Roman" w:cs="Times New Roman"/>
+          <w:sz w:val="24"/>
+          <w:szCs w:val="24"/>
+        </w:rPr>
+      </w:pPr>
+      <w:r>
+        <w:rPr>
+          <w:rFonts w:ascii="Times New Roman" w:hAnsi="Times New Roman" w:cs="Times New Roman"/>
+          <w:sz w:val="24"/>
+          <w:szCs w:val="24"/>
+        </w:rPr>
+        <w:br w:type="page"/>
       </w:r>
     </w:p>
     <w:p>
@@ -10154,6 +10220,28 @@
           <w:sz w:val="24"/>
           <w:szCs w:val="24"/>
         </w:rPr>
+        <w:br w:type="page"/>
+      </w:r>
+    </w:p>
+    <w:p>
+      <w:pPr>
+        <w:rPr>
+          <w:rFonts w:ascii="Times New Roman" w:hAnsi="Times New Roman" w:cs="Times New Roman"/>
+          <w:b/>
+          <w:bCs/>
+          <w:sz w:val="24"/>
+          <w:szCs w:val="24"/>
+        </w:rPr>
+      </w:pPr>
+      <w:r>
+        <w:rPr>
+          <w:rFonts w:ascii="Times New Roman" w:hAnsi="Times New Roman" w:cs="Times New Roman"/>
+          <w:b/>
+          <w:bCs/>
+          <w:sz w:val="24"/>
+          <w:szCs w:val="24"/>
+        </w:rPr>
+        <w:lastRenderedPageBreak/>
         <w:t>7. Lowest Common Ancestor (LCA)</w:t>
       </w:r>
     </w:p>
@@ -10273,7 +10361,6 @@
           <w:sz w:val="24"/>
           <w:szCs w:val="24"/>
         </w:rPr>
-        <w:lastRenderedPageBreak/>
         <w:t xml:space="preserve">      4   5</w:t>
       </w:r>
     </w:p>
@@ -10887,24 +10974,15 @@
           <w:szCs w:val="24"/>
         </w:rPr>
       </w:pPr>
-    </w:p>
-    <w:p>
-      <w:pPr>
-        <w:shd w:val="clear" w:color="auto" w:fill="000000" w:themeFill="text1"/>
-        <w:rPr>
-          <w:rFonts w:ascii="Times New Roman" w:hAnsi="Times New Roman" w:cs="Times New Roman"/>
-          <w:sz w:val="24"/>
-          <w:szCs w:val="24"/>
-        </w:rPr>
-      </w:pPr>
-      <w:r>
-        <w:rPr>
-          <w:rFonts w:ascii="Times New Roman" w:hAnsi="Times New Roman" w:cs="Times New Roman"/>
-          <w:sz w:val="24"/>
-          <w:szCs w:val="24"/>
-        </w:rPr>
-        <w:t xml:space="preserve">    return </w:t>
-      </w:r>
+      <w:r>
+        <w:rPr>
+          <w:rFonts w:ascii="Times New Roman" w:hAnsi="Times New Roman" w:cs="Times New Roman"/>
+          <w:sz w:val="24"/>
+          <w:szCs w:val="24"/>
+        </w:rPr>
+        <w:t xml:space="preserve">    return left != </w:t>
+      </w:r>
+      <w:proofErr w:type="spellStart"/>
       <w:proofErr w:type="gramStart"/>
       <w:r>
         <w:rPr>
@@ -10912,7 +10990,16 @@
           <w:sz w:val="24"/>
           <w:szCs w:val="24"/>
         </w:rPr>
-        <w:t>left !</w:t>
+        <w:t>nullptr</w:t>
+      </w:r>
+      <w:proofErr w:type="spellEnd"/>
+      <w:r>
+        <w:rPr>
+          <w:rFonts w:ascii="Times New Roman" w:hAnsi="Times New Roman" w:cs="Times New Roman"/>
+          <w:sz w:val="24"/>
+          <w:szCs w:val="24"/>
+        </w:rPr>
+        <w:t xml:space="preserve"> ?</w:t>
       </w:r>
       <w:proofErr w:type="gramEnd"/>
       <w:r>
@@ -10921,9 +11008,8 @@
           <w:sz w:val="24"/>
           <w:szCs w:val="24"/>
         </w:rPr>
-        <w:t xml:space="preserve">= </w:t>
-      </w:r>
-      <w:proofErr w:type="spellStart"/>
+        <w:t xml:space="preserve"> </w:t>
+      </w:r>
       <w:proofErr w:type="gramStart"/>
       <w:r>
         <w:rPr>
@@ -10931,16 +11017,7 @@
           <w:sz w:val="24"/>
           <w:szCs w:val="24"/>
         </w:rPr>
-        <w:t>nullptr</w:t>
-      </w:r>
-      <w:proofErr w:type="spellEnd"/>
-      <w:r>
-        <w:rPr>
-          <w:rFonts w:ascii="Times New Roman" w:hAnsi="Times New Roman" w:cs="Times New Roman"/>
-          <w:sz w:val="24"/>
-          <w:szCs w:val="24"/>
-        </w:rPr>
-        <w:t xml:space="preserve"> ?</w:t>
+        <w:t>left :</w:t>
       </w:r>
       <w:proofErr w:type="gramEnd"/>
       <w:r>
@@ -10949,24 +11026,6 @@
           <w:sz w:val="24"/>
           <w:szCs w:val="24"/>
         </w:rPr>
-        <w:t xml:space="preserve"> </w:t>
-      </w:r>
-      <w:proofErr w:type="gramStart"/>
-      <w:r>
-        <w:rPr>
-          <w:rFonts w:ascii="Times New Roman" w:hAnsi="Times New Roman" w:cs="Times New Roman"/>
-          <w:sz w:val="24"/>
-          <w:szCs w:val="24"/>
-        </w:rPr>
-        <w:t>left :</w:t>
-      </w:r>
-      <w:proofErr w:type="gramEnd"/>
-      <w:r>
-        <w:rPr>
-          <w:rFonts w:ascii="Times New Roman" w:hAnsi="Times New Roman" w:cs="Times New Roman"/>
-          <w:sz w:val="24"/>
-          <w:szCs w:val="24"/>
-        </w:rPr>
         <w:t xml:space="preserve"> right;</w:t>
       </w:r>
     </w:p>
@@ -11002,6 +11061,7 @@
           <w:sz w:val="24"/>
           <w:szCs w:val="24"/>
         </w:rPr>
+        <w:lastRenderedPageBreak/>
         <w:t>How it works:</w:t>
       </w:r>
     </w:p>
@@ -11128,7 +11188,6 @@
           <w:sz w:val="24"/>
           <w:szCs w:val="24"/>
         </w:rPr>
-        <w:lastRenderedPageBreak/>
         <w:t>Auxiliary space: O(h)</w:t>
       </w:r>
     </w:p>
@@ -11767,6 +11826,7 @@
           <w:sz w:val="24"/>
           <w:szCs w:val="24"/>
         </w:rPr>
+        <w:lastRenderedPageBreak/>
         <w:t>8. Tree views</w:t>
       </w:r>
     </w:p>
@@ -11856,7 +11916,6 @@
           <w:sz w:val="24"/>
           <w:szCs w:val="24"/>
         </w:rPr>
-        <w:lastRenderedPageBreak/>
         <w:t xml:space="preserve">        1</w:t>
       </w:r>
     </w:p>
@@ -12698,6 +12757,7 @@
           <w:sz w:val="24"/>
           <w:szCs w:val="24"/>
         </w:rPr>
+        <w:lastRenderedPageBreak/>
         <w:t xml:space="preserve">                (</w:t>
       </w:r>
       <w:proofErr w:type="spellStart"/>
@@ -12954,7 +13014,6 @@
           <w:sz w:val="24"/>
           <w:szCs w:val="24"/>
         </w:rPr>
-        <w:lastRenderedPageBreak/>
         <w:t xml:space="preserve">            if (</w:t>
       </w:r>
       <w:proofErr w:type="spellStart"/>
@@ -13323,19 +13382,54 @@
     </w:p>
     <w:p>
       <w:pPr>
-        <w:rPr>
-          <w:rFonts w:ascii="Times New Roman" w:hAnsi="Times New Roman" w:cs="Times New Roman"/>
-          <w:sz w:val="24"/>
-          <w:szCs w:val="24"/>
-        </w:rPr>
-      </w:pPr>
-      <w:r>
-        <w:rPr>
-          <w:rFonts w:ascii="Times New Roman" w:hAnsi="Times New Roman" w:cs="Times New Roman"/>
-          <w:sz w:val="24"/>
-          <w:szCs w:val="24"/>
-        </w:rPr>
-        <w:t>Nodes sharing the same horizontal distance compete for visibility.</w:t>
+        <w:jc w:val="center"/>
+        <w:rPr>
+          <w:rFonts w:ascii="Times New Roman" w:hAnsi="Times New Roman" w:cs="Times New Roman"/>
+          <w:sz w:val="24"/>
+          <w:szCs w:val="24"/>
+        </w:rPr>
+      </w:pPr>
+      <w:r>
+        <w:rPr>
+          <w:rFonts w:ascii="Times New Roman" w:hAnsi="Times New Roman" w:cs="Times New Roman"/>
+          <w:sz w:val="24"/>
+          <w:szCs w:val="24"/>
+        </w:rPr>
+        <w:drawing>
+          <wp:inline distT="0" distB="0" distL="0" distR="0" wp14:anchorId="0B9B1B32" wp14:editId="4F360CA6">
+            <wp:extent cx="4914517" cy="2979420"/>
+            <wp:effectExtent l="0" t="0" r="635" b="0"/>
+            <wp:docPr id="237243511" name="Picture 1"/>
+            <wp:cNvGraphicFramePr>
+              <a:graphicFrameLocks xmlns:a="http://schemas.openxmlformats.org/drawingml/2006/main" noChangeAspect="1"/>
+            </wp:cNvGraphicFramePr>
+            <a:graphic xmlns:a="http://schemas.openxmlformats.org/drawingml/2006/main">
+              <a:graphicData uri="http://schemas.openxmlformats.org/drawingml/2006/picture">
+                <pic:pic xmlns:pic="http://schemas.openxmlformats.org/drawingml/2006/picture">
+                  <pic:nvPicPr>
+                    <pic:cNvPr id="237243511" name=""/>
+                    <pic:cNvPicPr/>
+                  </pic:nvPicPr>
+                  <pic:blipFill>
+                    <a:blip r:embed="rId7"/>
+                    <a:stretch>
+                      <a:fillRect/>
+                    </a:stretch>
+                  </pic:blipFill>
+                  <pic:spPr>
+                    <a:xfrm>
+                      <a:off x="0" y="0"/>
+                      <a:ext cx="4952415" cy="3002396"/>
+                    </a:xfrm>
+                    <a:prstGeom prst="rect">
+                      <a:avLst/>
+                    </a:prstGeom>
+                  </pic:spPr>
+                </pic:pic>
+              </a:graphicData>
+            </a:graphic>
+          </wp:inline>
+        </w:drawing>
       </w:r>
     </w:p>
     <w:p>
@@ -13356,6 +13450,7 @@
           <w:sz w:val="24"/>
           <w:szCs w:val="24"/>
         </w:rPr>
+        <w:lastRenderedPageBreak/>
         <w:t>Top view: the first node encountered at each horizontal distance when processing breadth-first.</w:t>
       </w:r>
     </w:p>
@@ -13637,16 +13732,6 @@
           <w:szCs w:val="24"/>
         </w:rPr>
       </w:pPr>
-    </w:p>
-    <w:p>
-      <w:pPr>
-        <w:shd w:val="clear" w:color="auto" w:fill="000000" w:themeFill="text1"/>
-        <w:rPr>
-          <w:rFonts w:ascii="Times New Roman" w:hAnsi="Times New Roman" w:cs="Times New Roman"/>
-          <w:sz w:val="24"/>
-          <w:szCs w:val="24"/>
-        </w:rPr>
-      </w:pPr>
       <w:r>
         <w:rPr>
           <w:rFonts w:ascii="Times New Roman" w:hAnsi="Times New Roman" w:cs="Times New Roman"/>
@@ -13685,16 +13770,6 @@
           <w:szCs w:val="24"/>
         </w:rPr>
       </w:pPr>
-    </w:p>
-    <w:p>
-      <w:pPr>
-        <w:shd w:val="clear" w:color="auto" w:fill="000000" w:themeFill="text1"/>
-        <w:rPr>
-          <w:rFonts w:ascii="Times New Roman" w:hAnsi="Times New Roman" w:cs="Times New Roman"/>
-          <w:sz w:val="24"/>
-          <w:szCs w:val="24"/>
-        </w:rPr>
-      </w:pPr>
       <w:r>
         <w:rPr>
           <w:rFonts w:ascii="Times New Roman" w:hAnsi="Times New Roman" w:cs="Times New Roman"/>
@@ -14337,16 +14412,6 @@
           <w:szCs w:val="24"/>
         </w:rPr>
       </w:pPr>
-    </w:p>
-    <w:p>
-      <w:pPr>
-        <w:shd w:val="clear" w:color="auto" w:fill="000000" w:themeFill="text1"/>
-        <w:rPr>
-          <w:rFonts w:ascii="Times New Roman" w:hAnsi="Times New Roman" w:cs="Times New Roman"/>
-          <w:sz w:val="24"/>
-          <w:szCs w:val="24"/>
-        </w:rPr>
-      </w:pPr>
       <w:r>
         <w:rPr>
           <w:rFonts w:ascii="Times New Roman" w:hAnsi="Times New Roman" w:cs="Times New Roman"/>
@@ -14388,6 +14453,7 @@
           <w:sz w:val="24"/>
           <w:szCs w:val="24"/>
         </w:rPr>
+        <w:lastRenderedPageBreak/>
         <w:t>Required headers: &lt;map&gt;, &lt;queue&gt;, &lt;vector&gt;, and &lt;utility&gt;.</w:t>
       </w:r>
     </w:p>
@@ -14558,751 +14624,731 @@
           <w:sz w:val="24"/>
           <w:szCs w:val="24"/>
         </w:rPr>
+        <w:t>The diameter is the longest path between any two nodes. The path does not necessarily pass through the root.</w:t>
+      </w:r>
+    </w:p>
+    <w:p>
+      <w:pPr>
+        <w:rPr>
+          <w:rFonts w:ascii="Times New Roman" w:hAnsi="Times New Roman" w:cs="Times New Roman"/>
+          <w:sz w:val="24"/>
+          <w:szCs w:val="24"/>
+        </w:rPr>
+      </w:pPr>
+      <w:r>
+        <w:rPr>
+          <w:rFonts w:ascii="Times New Roman" w:hAnsi="Times New Roman" w:cs="Times New Roman"/>
+          <w:sz w:val="24"/>
+          <w:szCs w:val="24"/>
+        </w:rPr>
+        <w:t>Using height measured in edges:</w:t>
+      </w:r>
+    </w:p>
+    <w:p>
+      <w:pPr>
+        <w:rPr>
+          <w:rFonts w:ascii="Times New Roman" w:hAnsi="Times New Roman" w:cs="Times New Roman"/>
+          <w:sz w:val="24"/>
+          <w:szCs w:val="24"/>
+        </w:rPr>
+      </w:pPr>
+      <w:proofErr w:type="gramStart"/>
+      <w:r>
+        <w:rPr>
+          <w:rFonts w:ascii="Times New Roman" w:hAnsi="Times New Roman" w:cs="Times New Roman"/>
+          <w:sz w:val="24"/>
+          <w:szCs w:val="24"/>
+        </w:rPr>
+        <w:t>\[</w:t>
+      </w:r>
+      <w:proofErr w:type="gramEnd"/>
+      <w:r>
+        <w:rPr>
+          <w:rFonts w:ascii="Times New Roman" w:hAnsi="Times New Roman" w:cs="Times New Roman"/>
+          <w:sz w:val="24"/>
+          <w:szCs w:val="24"/>
+        </w:rPr>
+        <w:t xml:space="preserve"> D=\max(D_</w:t>
+      </w:r>
+      <w:proofErr w:type="gramStart"/>
+      <w:r>
+        <w:rPr>
+          <w:rFonts w:ascii="Times New Roman" w:hAnsi="Times New Roman" w:cs="Times New Roman"/>
+          <w:sz w:val="24"/>
+          <w:szCs w:val="24"/>
+        </w:rPr>
+        <w:t>L,D</w:t>
+      </w:r>
+      <w:proofErr w:type="gramEnd"/>
+      <w:r>
+        <w:rPr>
+          <w:rFonts w:ascii="Times New Roman" w:hAnsi="Times New Roman" w:cs="Times New Roman"/>
+          <w:sz w:val="24"/>
+          <w:szCs w:val="24"/>
+        </w:rPr>
+        <w:t>_</w:t>
+      </w:r>
+      <w:proofErr w:type="gramStart"/>
+      <w:r>
+        <w:rPr>
+          <w:rFonts w:ascii="Times New Roman" w:hAnsi="Times New Roman" w:cs="Times New Roman"/>
+          <w:sz w:val="24"/>
+          <w:szCs w:val="24"/>
+        </w:rPr>
+        <w:t>R,h</w:t>
+      </w:r>
+      <w:proofErr w:type="gramEnd"/>
+      <w:r>
+        <w:rPr>
+          <w:rFonts w:ascii="Times New Roman" w:hAnsi="Times New Roman" w:cs="Times New Roman"/>
+          <w:sz w:val="24"/>
+          <w:szCs w:val="24"/>
+        </w:rPr>
+        <w:t>_L+h_R+2) \]</w:t>
+      </w:r>
+    </w:p>
+    <w:p>
+      <w:pPr>
+        <w:rPr>
+          <w:rFonts w:ascii="Times New Roman" w:hAnsi="Times New Roman" w:cs="Times New Roman"/>
+          <w:sz w:val="24"/>
+          <w:szCs w:val="24"/>
+        </w:rPr>
+      </w:pPr>
+      <w:r>
+        <w:rPr>
+          <w:rFonts w:ascii="Times New Roman" w:hAnsi="Times New Roman" w:cs="Times New Roman"/>
+          <w:sz w:val="24"/>
+          <w:szCs w:val="24"/>
+        </w:rPr>
+        <w:t>Here, \(D_</w:t>
+      </w:r>
+      <w:proofErr w:type="gramStart"/>
+      <w:r>
+        <w:rPr>
+          <w:rFonts w:ascii="Times New Roman" w:hAnsi="Times New Roman" w:cs="Times New Roman"/>
+          <w:sz w:val="24"/>
+          <w:szCs w:val="24"/>
+        </w:rPr>
+        <w:t>L,D</w:t>
+      </w:r>
+      <w:proofErr w:type="gramEnd"/>
+      <w:r>
+        <w:rPr>
+          <w:rFonts w:ascii="Times New Roman" w:hAnsi="Times New Roman" w:cs="Times New Roman"/>
+          <w:sz w:val="24"/>
+          <w:szCs w:val="24"/>
+        </w:rPr>
+        <w:t>_R\) are the child-subtree diameters, and \(</w:t>
+      </w:r>
+      <w:proofErr w:type="spellStart"/>
+      <w:r>
+        <w:rPr>
+          <w:rFonts w:ascii="Times New Roman" w:hAnsi="Times New Roman" w:cs="Times New Roman"/>
+          <w:sz w:val="24"/>
+          <w:szCs w:val="24"/>
+        </w:rPr>
+        <w:t>h_</w:t>
+      </w:r>
+      <w:proofErr w:type="gramStart"/>
+      <w:r>
+        <w:rPr>
+          <w:rFonts w:ascii="Times New Roman" w:hAnsi="Times New Roman" w:cs="Times New Roman"/>
+          <w:sz w:val="24"/>
+          <w:szCs w:val="24"/>
+        </w:rPr>
+        <w:t>L,h</w:t>
+      </w:r>
+      <w:proofErr w:type="gramEnd"/>
+      <w:r>
+        <w:rPr>
+          <w:rFonts w:ascii="Times New Roman" w:hAnsi="Times New Roman" w:cs="Times New Roman"/>
+          <w:sz w:val="24"/>
+          <w:szCs w:val="24"/>
+        </w:rPr>
+        <w:t>_R</w:t>
+      </w:r>
+      <w:proofErr w:type="spellEnd"/>
+      <w:r>
+        <w:rPr>
+          <w:rFonts w:ascii="Times New Roman" w:hAnsi="Times New Roman" w:cs="Times New Roman"/>
+          <w:sz w:val="24"/>
+          <w:szCs w:val="24"/>
+        </w:rPr>
+        <w:t>\) are their heights.</w:t>
+      </w:r>
+    </w:p>
+    <w:p>
+      <w:pPr>
+        <w:shd w:val="clear" w:color="auto" w:fill="000000" w:themeFill="text1"/>
+        <w:rPr>
+          <w:rFonts w:ascii="Times New Roman" w:hAnsi="Times New Roman" w:cs="Times New Roman"/>
+          <w:sz w:val="24"/>
+          <w:szCs w:val="24"/>
+        </w:rPr>
+      </w:pPr>
+      <w:r>
+        <w:rPr>
+          <w:rFonts w:ascii="Times New Roman" w:hAnsi="Times New Roman" w:cs="Times New Roman"/>
+          <w:sz w:val="24"/>
+          <w:szCs w:val="24"/>
+        </w:rPr>
+        <w:t xml:space="preserve">int </w:t>
+      </w:r>
+      <w:proofErr w:type="gramStart"/>
+      <w:r>
+        <w:rPr>
+          <w:rFonts w:ascii="Times New Roman" w:hAnsi="Times New Roman" w:cs="Times New Roman"/>
+          <w:sz w:val="24"/>
+          <w:szCs w:val="24"/>
+        </w:rPr>
+        <w:t>diameter(</w:t>
+      </w:r>
+      <w:proofErr w:type="spellStart"/>
+      <w:proofErr w:type="gramEnd"/>
+      <w:r>
+        <w:rPr>
+          <w:rFonts w:ascii="Times New Roman" w:hAnsi="Times New Roman" w:cs="Times New Roman"/>
+          <w:sz w:val="24"/>
+          <w:szCs w:val="24"/>
+        </w:rPr>
+        <w:t>TreeNode</w:t>
+      </w:r>
+      <w:proofErr w:type="spellEnd"/>
+      <w:r>
+        <w:rPr>
+          <w:rFonts w:ascii="Times New Roman" w:hAnsi="Times New Roman" w:cs="Times New Roman"/>
+          <w:sz w:val="24"/>
+          <w:szCs w:val="24"/>
+        </w:rPr>
+        <w:t>* root) {</w:t>
+      </w:r>
+    </w:p>
+    <w:p>
+      <w:pPr>
+        <w:shd w:val="clear" w:color="auto" w:fill="000000" w:themeFill="text1"/>
+        <w:rPr>
+          <w:rFonts w:ascii="Times New Roman" w:hAnsi="Times New Roman" w:cs="Times New Roman"/>
+          <w:sz w:val="24"/>
+          <w:szCs w:val="24"/>
+        </w:rPr>
+      </w:pPr>
+      <w:r>
+        <w:rPr>
+          <w:rFonts w:ascii="Times New Roman" w:hAnsi="Times New Roman" w:cs="Times New Roman"/>
+          <w:sz w:val="24"/>
+          <w:szCs w:val="24"/>
+        </w:rPr>
+        <w:t xml:space="preserve">    int best = 0;</w:t>
+      </w:r>
+    </w:p>
+    <w:p>
+      <w:pPr>
+        <w:shd w:val="clear" w:color="auto" w:fill="000000" w:themeFill="text1"/>
+        <w:rPr>
+          <w:rFonts w:ascii="Times New Roman" w:hAnsi="Times New Roman" w:cs="Times New Roman"/>
+          <w:sz w:val="24"/>
+          <w:szCs w:val="24"/>
+        </w:rPr>
+      </w:pPr>
+    </w:p>
+    <w:p>
+      <w:pPr>
+        <w:shd w:val="clear" w:color="auto" w:fill="000000" w:themeFill="text1"/>
+        <w:rPr>
+          <w:rFonts w:ascii="Times New Roman" w:hAnsi="Times New Roman" w:cs="Times New Roman"/>
+          <w:sz w:val="24"/>
+          <w:szCs w:val="24"/>
+        </w:rPr>
+      </w:pPr>
+      <w:r>
+        <w:rPr>
+          <w:rFonts w:ascii="Times New Roman" w:hAnsi="Times New Roman" w:cs="Times New Roman"/>
+          <w:sz w:val="24"/>
+          <w:szCs w:val="24"/>
+        </w:rPr>
+        <w:t xml:space="preserve">    function&lt;</w:t>
+      </w:r>
+      <w:proofErr w:type="gramStart"/>
+      <w:r>
+        <w:rPr>
+          <w:rFonts w:ascii="Times New Roman" w:hAnsi="Times New Roman" w:cs="Times New Roman"/>
+          <w:sz w:val="24"/>
+          <w:szCs w:val="24"/>
+        </w:rPr>
+        <w:t>int(</w:t>
+      </w:r>
+      <w:proofErr w:type="spellStart"/>
+      <w:proofErr w:type="gramEnd"/>
+      <w:r>
+        <w:rPr>
+          <w:rFonts w:ascii="Times New Roman" w:hAnsi="Times New Roman" w:cs="Times New Roman"/>
+          <w:sz w:val="24"/>
+          <w:szCs w:val="24"/>
+        </w:rPr>
+        <w:t>TreeNode</w:t>
+      </w:r>
+      <w:proofErr w:type="spellEnd"/>
+      <w:r>
+        <w:rPr>
+          <w:rFonts w:ascii="Times New Roman" w:hAnsi="Times New Roman" w:cs="Times New Roman"/>
+          <w:sz w:val="24"/>
+          <w:szCs w:val="24"/>
+        </w:rPr>
+        <w:t xml:space="preserve">*)&gt; </w:t>
+      </w:r>
+      <w:proofErr w:type="spellStart"/>
+      <w:r>
+        <w:rPr>
+          <w:rFonts w:ascii="Times New Roman" w:hAnsi="Times New Roman" w:cs="Times New Roman"/>
+          <w:sz w:val="24"/>
+          <w:szCs w:val="24"/>
+        </w:rPr>
+        <w:t>dfs</w:t>
+      </w:r>
+      <w:proofErr w:type="spellEnd"/>
+      <w:r>
+        <w:rPr>
+          <w:rFonts w:ascii="Times New Roman" w:hAnsi="Times New Roman" w:cs="Times New Roman"/>
+          <w:sz w:val="24"/>
+          <w:szCs w:val="24"/>
+        </w:rPr>
+        <w:t xml:space="preserve"> = [</w:t>
+      </w:r>
+      <w:proofErr w:type="gramStart"/>
+      <w:r>
+        <w:rPr>
+          <w:rFonts w:ascii="Times New Roman" w:hAnsi="Times New Roman" w:cs="Times New Roman"/>
+          <w:sz w:val="24"/>
+          <w:szCs w:val="24"/>
+        </w:rPr>
+        <w:t>&amp;](</w:t>
+      </w:r>
+      <w:proofErr w:type="spellStart"/>
+      <w:proofErr w:type="gramEnd"/>
+      <w:r>
+        <w:rPr>
+          <w:rFonts w:ascii="Times New Roman" w:hAnsi="Times New Roman" w:cs="Times New Roman"/>
+          <w:sz w:val="24"/>
+          <w:szCs w:val="24"/>
+        </w:rPr>
+        <w:t>TreeNode</w:t>
+      </w:r>
+      <w:proofErr w:type="spellEnd"/>
+      <w:r>
+        <w:rPr>
+          <w:rFonts w:ascii="Times New Roman" w:hAnsi="Times New Roman" w:cs="Times New Roman"/>
+          <w:sz w:val="24"/>
+          <w:szCs w:val="24"/>
+        </w:rPr>
+        <w:t>* node) -&gt; int {</w:t>
+      </w:r>
+    </w:p>
+    <w:p>
+      <w:pPr>
+        <w:shd w:val="clear" w:color="auto" w:fill="000000" w:themeFill="text1"/>
+        <w:rPr>
+          <w:rFonts w:ascii="Times New Roman" w:hAnsi="Times New Roman" w:cs="Times New Roman"/>
+          <w:sz w:val="24"/>
+          <w:szCs w:val="24"/>
+        </w:rPr>
+      </w:pPr>
+      <w:r>
+        <w:rPr>
+          <w:rFonts w:ascii="Times New Roman" w:hAnsi="Times New Roman" w:cs="Times New Roman"/>
+          <w:sz w:val="24"/>
+          <w:szCs w:val="24"/>
+        </w:rPr>
+        <w:t xml:space="preserve">        if (node == </w:t>
+      </w:r>
+      <w:proofErr w:type="spellStart"/>
+      <w:r>
+        <w:rPr>
+          <w:rFonts w:ascii="Times New Roman" w:hAnsi="Times New Roman" w:cs="Times New Roman"/>
+          <w:sz w:val="24"/>
+          <w:szCs w:val="24"/>
+        </w:rPr>
+        <w:t>nullptr</w:t>
+      </w:r>
+      <w:proofErr w:type="spellEnd"/>
+      <w:r>
+        <w:rPr>
+          <w:rFonts w:ascii="Times New Roman" w:hAnsi="Times New Roman" w:cs="Times New Roman"/>
+          <w:sz w:val="24"/>
+          <w:szCs w:val="24"/>
+        </w:rPr>
+        <w:t>) return -1;</w:t>
+      </w:r>
+    </w:p>
+    <w:p>
+      <w:pPr>
+        <w:shd w:val="clear" w:color="auto" w:fill="000000" w:themeFill="text1"/>
+        <w:rPr>
+          <w:rFonts w:ascii="Times New Roman" w:hAnsi="Times New Roman" w:cs="Times New Roman"/>
+          <w:sz w:val="24"/>
+          <w:szCs w:val="24"/>
+        </w:rPr>
+      </w:pPr>
+    </w:p>
+    <w:p>
+      <w:pPr>
+        <w:shd w:val="clear" w:color="auto" w:fill="000000" w:themeFill="text1"/>
+        <w:rPr>
+          <w:rFonts w:ascii="Times New Roman" w:hAnsi="Times New Roman" w:cs="Times New Roman"/>
+          <w:sz w:val="24"/>
+          <w:szCs w:val="24"/>
+        </w:rPr>
+      </w:pPr>
+      <w:r>
+        <w:rPr>
+          <w:rFonts w:ascii="Times New Roman" w:hAnsi="Times New Roman" w:cs="Times New Roman"/>
+          <w:sz w:val="24"/>
+          <w:szCs w:val="24"/>
+        </w:rPr>
+        <w:t xml:space="preserve">        int </w:t>
+      </w:r>
+      <w:proofErr w:type="spellStart"/>
+      <w:r>
+        <w:rPr>
+          <w:rFonts w:ascii="Times New Roman" w:hAnsi="Times New Roman" w:cs="Times New Roman"/>
+          <w:sz w:val="24"/>
+          <w:szCs w:val="24"/>
+        </w:rPr>
+        <w:t>leftHeight</w:t>
+      </w:r>
+      <w:proofErr w:type="spellEnd"/>
+      <w:r>
+        <w:rPr>
+          <w:rFonts w:ascii="Times New Roman" w:hAnsi="Times New Roman" w:cs="Times New Roman"/>
+          <w:sz w:val="24"/>
+          <w:szCs w:val="24"/>
+        </w:rPr>
+        <w:t xml:space="preserve"> = </w:t>
+      </w:r>
+      <w:proofErr w:type="spellStart"/>
+      <w:r>
+        <w:rPr>
+          <w:rFonts w:ascii="Times New Roman" w:hAnsi="Times New Roman" w:cs="Times New Roman"/>
+          <w:sz w:val="24"/>
+          <w:szCs w:val="24"/>
+        </w:rPr>
+        <w:t>dfs</w:t>
+      </w:r>
+      <w:proofErr w:type="spellEnd"/>
+      <w:r>
+        <w:rPr>
+          <w:rFonts w:ascii="Times New Roman" w:hAnsi="Times New Roman" w:cs="Times New Roman"/>
+          <w:sz w:val="24"/>
+          <w:szCs w:val="24"/>
+        </w:rPr>
+        <w:t>(node-&gt;left);</w:t>
+      </w:r>
+    </w:p>
+    <w:p>
+      <w:pPr>
+        <w:shd w:val="clear" w:color="auto" w:fill="000000" w:themeFill="text1"/>
+        <w:rPr>
+          <w:rFonts w:ascii="Times New Roman" w:hAnsi="Times New Roman" w:cs="Times New Roman"/>
+          <w:sz w:val="24"/>
+          <w:szCs w:val="24"/>
+        </w:rPr>
+      </w:pPr>
+      <w:r>
+        <w:rPr>
+          <w:rFonts w:ascii="Times New Roman" w:hAnsi="Times New Roman" w:cs="Times New Roman"/>
+          <w:sz w:val="24"/>
+          <w:szCs w:val="24"/>
+        </w:rPr>
+        <w:t xml:space="preserve">        int </w:t>
+      </w:r>
+      <w:proofErr w:type="spellStart"/>
+      <w:r>
+        <w:rPr>
+          <w:rFonts w:ascii="Times New Roman" w:hAnsi="Times New Roman" w:cs="Times New Roman"/>
+          <w:sz w:val="24"/>
+          <w:szCs w:val="24"/>
+        </w:rPr>
+        <w:t>rightHeight</w:t>
+      </w:r>
+      <w:proofErr w:type="spellEnd"/>
+      <w:r>
+        <w:rPr>
+          <w:rFonts w:ascii="Times New Roman" w:hAnsi="Times New Roman" w:cs="Times New Roman"/>
+          <w:sz w:val="24"/>
+          <w:szCs w:val="24"/>
+        </w:rPr>
+        <w:t xml:space="preserve"> = </w:t>
+      </w:r>
+      <w:proofErr w:type="spellStart"/>
+      <w:r>
+        <w:rPr>
+          <w:rFonts w:ascii="Times New Roman" w:hAnsi="Times New Roman" w:cs="Times New Roman"/>
+          <w:sz w:val="24"/>
+          <w:szCs w:val="24"/>
+        </w:rPr>
+        <w:t>dfs</w:t>
+      </w:r>
+      <w:proofErr w:type="spellEnd"/>
+      <w:r>
+        <w:rPr>
+          <w:rFonts w:ascii="Times New Roman" w:hAnsi="Times New Roman" w:cs="Times New Roman"/>
+          <w:sz w:val="24"/>
+          <w:szCs w:val="24"/>
+        </w:rPr>
+        <w:t>(node-&gt;right);</w:t>
+      </w:r>
+    </w:p>
+    <w:p>
+      <w:pPr>
+        <w:shd w:val="clear" w:color="auto" w:fill="000000" w:themeFill="text1"/>
+        <w:rPr>
+          <w:rFonts w:ascii="Times New Roman" w:hAnsi="Times New Roman" w:cs="Times New Roman"/>
+          <w:sz w:val="24"/>
+          <w:szCs w:val="24"/>
+        </w:rPr>
+      </w:pPr>
+      <w:r>
+        <w:rPr>
+          <w:rFonts w:ascii="Times New Roman" w:hAnsi="Times New Roman" w:cs="Times New Roman"/>
+          <w:sz w:val="24"/>
+          <w:szCs w:val="24"/>
+        </w:rPr>
+        <w:t xml:space="preserve">        best = </w:t>
+      </w:r>
+      <w:proofErr w:type="gramStart"/>
+      <w:r>
+        <w:rPr>
+          <w:rFonts w:ascii="Times New Roman" w:hAnsi="Times New Roman" w:cs="Times New Roman"/>
+          <w:sz w:val="24"/>
+          <w:szCs w:val="24"/>
+        </w:rPr>
+        <w:t>max(</w:t>
+      </w:r>
+      <w:proofErr w:type="gramEnd"/>
+      <w:r>
+        <w:rPr>
+          <w:rFonts w:ascii="Times New Roman" w:hAnsi="Times New Roman" w:cs="Times New Roman"/>
+          <w:sz w:val="24"/>
+          <w:szCs w:val="24"/>
+        </w:rPr>
+        <w:t xml:space="preserve">best, </w:t>
+      </w:r>
+      <w:proofErr w:type="spellStart"/>
+      <w:r>
+        <w:rPr>
+          <w:rFonts w:ascii="Times New Roman" w:hAnsi="Times New Roman" w:cs="Times New Roman"/>
+          <w:sz w:val="24"/>
+          <w:szCs w:val="24"/>
+        </w:rPr>
+        <w:t>leftHeight</w:t>
+      </w:r>
+      <w:proofErr w:type="spellEnd"/>
+      <w:r>
+        <w:rPr>
+          <w:rFonts w:ascii="Times New Roman" w:hAnsi="Times New Roman" w:cs="Times New Roman"/>
+          <w:sz w:val="24"/>
+          <w:szCs w:val="24"/>
+        </w:rPr>
+        <w:t xml:space="preserve"> + </w:t>
+      </w:r>
+      <w:proofErr w:type="spellStart"/>
+      <w:r>
+        <w:rPr>
+          <w:rFonts w:ascii="Times New Roman" w:hAnsi="Times New Roman" w:cs="Times New Roman"/>
+          <w:sz w:val="24"/>
+          <w:szCs w:val="24"/>
+        </w:rPr>
+        <w:t>rightHeight</w:t>
+      </w:r>
+      <w:proofErr w:type="spellEnd"/>
+      <w:r>
+        <w:rPr>
+          <w:rFonts w:ascii="Times New Roman" w:hAnsi="Times New Roman" w:cs="Times New Roman"/>
+          <w:sz w:val="24"/>
+          <w:szCs w:val="24"/>
+        </w:rPr>
+        <w:t xml:space="preserve"> + 2);</w:t>
+      </w:r>
+    </w:p>
+    <w:p>
+      <w:pPr>
+        <w:shd w:val="clear" w:color="auto" w:fill="000000" w:themeFill="text1"/>
+        <w:rPr>
+          <w:rFonts w:ascii="Times New Roman" w:hAnsi="Times New Roman" w:cs="Times New Roman"/>
+          <w:sz w:val="24"/>
+          <w:szCs w:val="24"/>
+        </w:rPr>
+      </w:pPr>
+    </w:p>
+    <w:p>
+      <w:pPr>
+        <w:shd w:val="clear" w:color="auto" w:fill="000000" w:themeFill="text1"/>
+        <w:rPr>
+          <w:rFonts w:ascii="Times New Roman" w:hAnsi="Times New Roman" w:cs="Times New Roman"/>
+          <w:sz w:val="24"/>
+          <w:szCs w:val="24"/>
+        </w:rPr>
+      </w:pPr>
+      <w:r>
+        <w:rPr>
+          <w:rFonts w:ascii="Times New Roman" w:hAnsi="Times New Roman" w:cs="Times New Roman"/>
+          <w:sz w:val="24"/>
+          <w:szCs w:val="24"/>
+        </w:rPr>
+        <w:t xml:space="preserve">        return 1 + </w:t>
+      </w:r>
+      <w:proofErr w:type="gramStart"/>
+      <w:r>
+        <w:rPr>
+          <w:rFonts w:ascii="Times New Roman" w:hAnsi="Times New Roman" w:cs="Times New Roman"/>
+          <w:sz w:val="24"/>
+          <w:szCs w:val="24"/>
+        </w:rPr>
+        <w:t>max(</w:t>
+      </w:r>
+      <w:proofErr w:type="spellStart"/>
+      <w:proofErr w:type="gramEnd"/>
+      <w:r>
+        <w:rPr>
+          <w:rFonts w:ascii="Times New Roman" w:hAnsi="Times New Roman" w:cs="Times New Roman"/>
+          <w:sz w:val="24"/>
+          <w:szCs w:val="24"/>
+        </w:rPr>
+        <w:t>leftHeight</w:t>
+      </w:r>
+      <w:proofErr w:type="spellEnd"/>
+      <w:r>
+        <w:rPr>
+          <w:rFonts w:ascii="Times New Roman" w:hAnsi="Times New Roman" w:cs="Times New Roman"/>
+          <w:sz w:val="24"/>
+          <w:szCs w:val="24"/>
+        </w:rPr>
+        <w:t xml:space="preserve">, </w:t>
+      </w:r>
+      <w:proofErr w:type="spellStart"/>
+      <w:r>
+        <w:rPr>
+          <w:rFonts w:ascii="Times New Roman" w:hAnsi="Times New Roman" w:cs="Times New Roman"/>
+          <w:sz w:val="24"/>
+          <w:szCs w:val="24"/>
+        </w:rPr>
+        <w:t>rightHeight</w:t>
+      </w:r>
+      <w:proofErr w:type="spellEnd"/>
+      <w:r>
+        <w:rPr>
+          <w:rFonts w:ascii="Times New Roman" w:hAnsi="Times New Roman" w:cs="Times New Roman"/>
+          <w:sz w:val="24"/>
+          <w:szCs w:val="24"/>
+        </w:rPr>
+        <w:t>);</w:t>
+      </w:r>
+    </w:p>
+    <w:p>
+      <w:pPr>
+        <w:shd w:val="clear" w:color="auto" w:fill="000000" w:themeFill="text1"/>
+        <w:rPr>
+          <w:rFonts w:ascii="Times New Roman" w:hAnsi="Times New Roman" w:cs="Times New Roman"/>
+          <w:sz w:val="24"/>
+          <w:szCs w:val="24"/>
+        </w:rPr>
+      </w:pPr>
+      <w:r>
+        <w:rPr>
+          <w:rFonts w:ascii="Times New Roman" w:hAnsi="Times New Roman" w:cs="Times New Roman"/>
+          <w:sz w:val="24"/>
+          <w:szCs w:val="24"/>
+        </w:rPr>
+        <w:t xml:space="preserve">    };</w:t>
+      </w:r>
+    </w:p>
+    <w:p>
+      <w:pPr>
+        <w:shd w:val="clear" w:color="auto" w:fill="000000" w:themeFill="text1"/>
+        <w:rPr>
+          <w:rFonts w:ascii="Times New Roman" w:hAnsi="Times New Roman" w:cs="Times New Roman"/>
+          <w:sz w:val="24"/>
+          <w:szCs w:val="24"/>
+        </w:rPr>
+      </w:pPr>
+      <w:r>
+        <w:rPr>
+          <w:rFonts w:ascii="Times New Roman" w:hAnsi="Times New Roman" w:cs="Times New Roman"/>
+          <w:sz w:val="24"/>
+          <w:szCs w:val="24"/>
+        </w:rPr>
+        <w:t xml:space="preserve">    </w:t>
+      </w:r>
+      <w:proofErr w:type="spellStart"/>
+      <w:r>
+        <w:rPr>
+          <w:rFonts w:ascii="Times New Roman" w:hAnsi="Times New Roman" w:cs="Times New Roman"/>
+          <w:sz w:val="24"/>
+          <w:szCs w:val="24"/>
+        </w:rPr>
+        <w:t>dfs</w:t>
+      </w:r>
+      <w:proofErr w:type="spellEnd"/>
+      <w:r>
+        <w:rPr>
+          <w:rFonts w:ascii="Times New Roman" w:hAnsi="Times New Roman" w:cs="Times New Roman"/>
+          <w:sz w:val="24"/>
+          <w:szCs w:val="24"/>
+        </w:rPr>
+        <w:t>(root);</w:t>
+      </w:r>
+    </w:p>
+    <w:p>
+      <w:pPr>
+        <w:shd w:val="clear" w:color="auto" w:fill="000000" w:themeFill="text1"/>
+        <w:rPr>
+          <w:rFonts w:ascii="Times New Roman" w:hAnsi="Times New Roman" w:cs="Times New Roman"/>
+          <w:sz w:val="24"/>
+          <w:szCs w:val="24"/>
+        </w:rPr>
+      </w:pPr>
+      <w:r>
+        <w:rPr>
+          <w:rFonts w:ascii="Times New Roman" w:hAnsi="Times New Roman" w:cs="Times New Roman"/>
+          <w:sz w:val="24"/>
+          <w:szCs w:val="24"/>
+        </w:rPr>
+        <w:t xml:space="preserve">    return best;</w:t>
+      </w:r>
+    </w:p>
+    <w:p>
+      <w:pPr>
+        <w:shd w:val="clear" w:color="auto" w:fill="000000" w:themeFill="text1"/>
+        <w:rPr>
+          <w:rFonts w:ascii="Times New Roman" w:hAnsi="Times New Roman" w:cs="Times New Roman"/>
+          <w:sz w:val="24"/>
+          <w:szCs w:val="24"/>
+        </w:rPr>
+      </w:pPr>
+      <w:r>
+        <w:rPr>
+          <w:rFonts w:ascii="Times New Roman" w:hAnsi="Times New Roman" w:cs="Times New Roman"/>
+          <w:sz w:val="24"/>
+          <w:szCs w:val="24"/>
+        </w:rPr>
+        <w:t>}</w:t>
+      </w:r>
+    </w:p>
+    <w:p>
+      <w:pPr>
+        <w:rPr>
+          <w:rFonts w:ascii="Times New Roman" w:hAnsi="Times New Roman" w:cs="Times New Roman"/>
+          <w:sz w:val="24"/>
+          <w:szCs w:val="24"/>
+        </w:rPr>
+      </w:pPr>
+      <w:r>
+        <w:rPr>
+          <w:rFonts w:ascii="Times New Roman" w:hAnsi="Times New Roman" w:cs="Times New Roman"/>
+          <w:sz w:val="24"/>
+          <w:szCs w:val="24"/>
+        </w:rPr>
         <w:lastRenderedPageBreak/>
-        <w:t>The diameter is the longest path between any two nodes. The path does not necessarily pass through the root.</w:t>
-      </w:r>
-    </w:p>
-    <w:p>
-      <w:pPr>
-        <w:rPr>
-          <w:rFonts w:ascii="Times New Roman" w:hAnsi="Times New Roman" w:cs="Times New Roman"/>
-          <w:sz w:val="24"/>
-          <w:szCs w:val="24"/>
-        </w:rPr>
-      </w:pPr>
-      <w:r>
-        <w:rPr>
-          <w:rFonts w:ascii="Times New Roman" w:hAnsi="Times New Roman" w:cs="Times New Roman"/>
-          <w:sz w:val="24"/>
-          <w:szCs w:val="24"/>
-        </w:rPr>
-        <w:t>Using height measured in edges:</w:t>
-      </w:r>
-    </w:p>
-    <w:p>
-      <w:pPr>
-        <w:rPr>
-          <w:rFonts w:ascii="Times New Roman" w:hAnsi="Times New Roman" w:cs="Times New Roman"/>
-          <w:sz w:val="24"/>
-          <w:szCs w:val="24"/>
-        </w:rPr>
-      </w:pPr>
-      <w:proofErr w:type="gramStart"/>
-      <w:r>
-        <w:rPr>
-          <w:rFonts w:ascii="Times New Roman" w:hAnsi="Times New Roman" w:cs="Times New Roman"/>
-          <w:sz w:val="24"/>
-          <w:szCs w:val="24"/>
-        </w:rPr>
-        <w:t>\[</w:t>
-      </w:r>
-      <w:proofErr w:type="gramEnd"/>
-      <w:r>
-        <w:rPr>
-          <w:rFonts w:ascii="Times New Roman" w:hAnsi="Times New Roman" w:cs="Times New Roman"/>
-          <w:sz w:val="24"/>
-          <w:szCs w:val="24"/>
-        </w:rPr>
-        <w:t xml:space="preserve"> D=\max(D_</w:t>
-      </w:r>
-      <w:proofErr w:type="gramStart"/>
-      <w:r>
-        <w:rPr>
-          <w:rFonts w:ascii="Times New Roman" w:hAnsi="Times New Roman" w:cs="Times New Roman"/>
-          <w:sz w:val="24"/>
-          <w:szCs w:val="24"/>
-        </w:rPr>
-        <w:t>L,D</w:t>
-      </w:r>
-      <w:proofErr w:type="gramEnd"/>
-      <w:r>
-        <w:rPr>
-          <w:rFonts w:ascii="Times New Roman" w:hAnsi="Times New Roman" w:cs="Times New Roman"/>
-          <w:sz w:val="24"/>
-          <w:szCs w:val="24"/>
-        </w:rPr>
-        <w:t>_</w:t>
-      </w:r>
-      <w:proofErr w:type="gramStart"/>
-      <w:r>
-        <w:rPr>
-          <w:rFonts w:ascii="Times New Roman" w:hAnsi="Times New Roman" w:cs="Times New Roman"/>
-          <w:sz w:val="24"/>
-          <w:szCs w:val="24"/>
-        </w:rPr>
-        <w:t>R,h</w:t>
-      </w:r>
-      <w:proofErr w:type="gramEnd"/>
-      <w:r>
-        <w:rPr>
-          <w:rFonts w:ascii="Times New Roman" w:hAnsi="Times New Roman" w:cs="Times New Roman"/>
-          <w:sz w:val="24"/>
-          <w:szCs w:val="24"/>
-        </w:rPr>
-        <w:t>_L+h_R+2) \]</w:t>
-      </w:r>
-    </w:p>
-    <w:p>
-      <w:pPr>
-        <w:rPr>
-          <w:rFonts w:ascii="Times New Roman" w:hAnsi="Times New Roman" w:cs="Times New Roman"/>
-          <w:sz w:val="24"/>
-          <w:szCs w:val="24"/>
-        </w:rPr>
-      </w:pPr>
-      <w:r>
-        <w:rPr>
-          <w:rFonts w:ascii="Times New Roman" w:hAnsi="Times New Roman" w:cs="Times New Roman"/>
-          <w:sz w:val="24"/>
-          <w:szCs w:val="24"/>
-        </w:rPr>
-        <w:t>Here, \(D_</w:t>
-      </w:r>
-      <w:proofErr w:type="gramStart"/>
-      <w:r>
-        <w:rPr>
-          <w:rFonts w:ascii="Times New Roman" w:hAnsi="Times New Roman" w:cs="Times New Roman"/>
-          <w:sz w:val="24"/>
-          <w:szCs w:val="24"/>
-        </w:rPr>
-        <w:t>L,D</w:t>
-      </w:r>
-      <w:proofErr w:type="gramEnd"/>
-      <w:r>
-        <w:rPr>
-          <w:rFonts w:ascii="Times New Roman" w:hAnsi="Times New Roman" w:cs="Times New Roman"/>
-          <w:sz w:val="24"/>
-          <w:szCs w:val="24"/>
-        </w:rPr>
-        <w:t>_R\) are the child-subtree diameters, and \(</w:t>
-      </w:r>
-      <w:proofErr w:type="spellStart"/>
-      <w:r>
-        <w:rPr>
-          <w:rFonts w:ascii="Times New Roman" w:hAnsi="Times New Roman" w:cs="Times New Roman"/>
-          <w:sz w:val="24"/>
-          <w:szCs w:val="24"/>
-        </w:rPr>
-        <w:t>h_</w:t>
-      </w:r>
-      <w:proofErr w:type="gramStart"/>
-      <w:r>
-        <w:rPr>
-          <w:rFonts w:ascii="Times New Roman" w:hAnsi="Times New Roman" w:cs="Times New Roman"/>
-          <w:sz w:val="24"/>
-          <w:szCs w:val="24"/>
-        </w:rPr>
-        <w:t>L,h</w:t>
-      </w:r>
-      <w:proofErr w:type="gramEnd"/>
-      <w:r>
-        <w:rPr>
-          <w:rFonts w:ascii="Times New Roman" w:hAnsi="Times New Roman" w:cs="Times New Roman"/>
-          <w:sz w:val="24"/>
-          <w:szCs w:val="24"/>
-        </w:rPr>
-        <w:t>_R</w:t>
-      </w:r>
-      <w:proofErr w:type="spellEnd"/>
-      <w:r>
-        <w:rPr>
-          <w:rFonts w:ascii="Times New Roman" w:hAnsi="Times New Roman" w:cs="Times New Roman"/>
-          <w:sz w:val="24"/>
-          <w:szCs w:val="24"/>
-        </w:rPr>
-        <w:t>\) are their heights.</w:t>
-      </w:r>
-    </w:p>
-    <w:p>
-      <w:pPr>
-        <w:shd w:val="clear" w:color="auto" w:fill="000000" w:themeFill="text1"/>
-        <w:rPr>
-          <w:rFonts w:ascii="Times New Roman" w:hAnsi="Times New Roman" w:cs="Times New Roman"/>
-          <w:sz w:val="24"/>
-          <w:szCs w:val="24"/>
-        </w:rPr>
-      </w:pPr>
-      <w:r>
-        <w:rPr>
-          <w:rFonts w:ascii="Times New Roman" w:hAnsi="Times New Roman" w:cs="Times New Roman"/>
-          <w:sz w:val="24"/>
-          <w:szCs w:val="24"/>
-        </w:rPr>
-        <w:t xml:space="preserve">int </w:t>
-      </w:r>
-      <w:proofErr w:type="gramStart"/>
-      <w:r>
-        <w:rPr>
-          <w:rFonts w:ascii="Times New Roman" w:hAnsi="Times New Roman" w:cs="Times New Roman"/>
-          <w:sz w:val="24"/>
-          <w:szCs w:val="24"/>
-        </w:rPr>
-        <w:t>diameter(</w:t>
-      </w:r>
-      <w:proofErr w:type="spellStart"/>
-      <w:proofErr w:type="gramEnd"/>
-      <w:r>
-        <w:rPr>
-          <w:rFonts w:ascii="Times New Roman" w:hAnsi="Times New Roman" w:cs="Times New Roman"/>
-          <w:sz w:val="24"/>
-          <w:szCs w:val="24"/>
-        </w:rPr>
-        <w:t>TreeNode</w:t>
-      </w:r>
-      <w:proofErr w:type="spellEnd"/>
-      <w:r>
-        <w:rPr>
-          <w:rFonts w:ascii="Times New Roman" w:hAnsi="Times New Roman" w:cs="Times New Roman"/>
-          <w:sz w:val="24"/>
-          <w:szCs w:val="24"/>
-        </w:rPr>
-        <w:t>* root) {</w:t>
-      </w:r>
-    </w:p>
-    <w:p>
-      <w:pPr>
-        <w:shd w:val="clear" w:color="auto" w:fill="000000" w:themeFill="text1"/>
-        <w:rPr>
-          <w:rFonts w:ascii="Times New Roman" w:hAnsi="Times New Roman" w:cs="Times New Roman"/>
-          <w:sz w:val="24"/>
-          <w:szCs w:val="24"/>
-        </w:rPr>
-      </w:pPr>
-      <w:r>
-        <w:rPr>
-          <w:rFonts w:ascii="Times New Roman" w:hAnsi="Times New Roman" w:cs="Times New Roman"/>
-          <w:sz w:val="24"/>
-          <w:szCs w:val="24"/>
-        </w:rPr>
-        <w:t xml:space="preserve">    int best = 0;</w:t>
-      </w:r>
-    </w:p>
-    <w:p>
-      <w:pPr>
-        <w:shd w:val="clear" w:color="auto" w:fill="000000" w:themeFill="text1"/>
-        <w:rPr>
-          <w:rFonts w:ascii="Times New Roman" w:hAnsi="Times New Roman" w:cs="Times New Roman"/>
-          <w:sz w:val="24"/>
-          <w:szCs w:val="24"/>
-        </w:rPr>
-      </w:pPr>
-    </w:p>
-    <w:p>
-      <w:pPr>
-        <w:shd w:val="clear" w:color="auto" w:fill="000000" w:themeFill="text1"/>
-        <w:rPr>
-          <w:rFonts w:ascii="Times New Roman" w:hAnsi="Times New Roman" w:cs="Times New Roman"/>
-          <w:sz w:val="24"/>
-          <w:szCs w:val="24"/>
-        </w:rPr>
-      </w:pPr>
-      <w:r>
-        <w:rPr>
-          <w:rFonts w:ascii="Times New Roman" w:hAnsi="Times New Roman" w:cs="Times New Roman"/>
-          <w:sz w:val="24"/>
-          <w:szCs w:val="24"/>
-        </w:rPr>
-        <w:t xml:space="preserve">    function&lt;</w:t>
-      </w:r>
-      <w:proofErr w:type="gramStart"/>
-      <w:r>
-        <w:rPr>
-          <w:rFonts w:ascii="Times New Roman" w:hAnsi="Times New Roman" w:cs="Times New Roman"/>
-          <w:sz w:val="24"/>
-          <w:szCs w:val="24"/>
-        </w:rPr>
-        <w:t>int(</w:t>
-      </w:r>
-      <w:proofErr w:type="spellStart"/>
-      <w:proofErr w:type="gramEnd"/>
-      <w:r>
-        <w:rPr>
-          <w:rFonts w:ascii="Times New Roman" w:hAnsi="Times New Roman" w:cs="Times New Roman"/>
-          <w:sz w:val="24"/>
-          <w:szCs w:val="24"/>
-        </w:rPr>
-        <w:t>TreeNode</w:t>
-      </w:r>
-      <w:proofErr w:type="spellEnd"/>
-      <w:r>
-        <w:rPr>
-          <w:rFonts w:ascii="Times New Roman" w:hAnsi="Times New Roman" w:cs="Times New Roman"/>
-          <w:sz w:val="24"/>
-          <w:szCs w:val="24"/>
-        </w:rPr>
-        <w:t xml:space="preserve">*)&gt; </w:t>
-      </w:r>
-      <w:proofErr w:type="spellStart"/>
-      <w:r>
-        <w:rPr>
-          <w:rFonts w:ascii="Times New Roman" w:hAnsi="Times New Roman" w:cs="Times New Roman"/>
-          <w:sz w:val="24"/>
-          <w:szCs w:val="24"/>
-        </w:rPr>
-        <w:t>dfs</w:t>
-      </w:r>
-      <w:proofErr w:type="spellEnd"/>
-      <w:r>
-        <w:rPr>
-          <w:rFonts w:ascii="Times New Roman" w:hAnsi="Times New Roman" w:cs="Times New Roman"/>
-          <w:sz w:val="24"/>
-          <w:szCs w:val="24"/>
-        </w:rPr>
-        <w:t xml:space="preserve"> = [</w:t>
-      </w:r>
-      <w:proofErr w:type="gramStart"/>
-      <w:r>
-        <w:rPr>
-          <w:rFonts w:ascii="Times New Roman" w:hAnsi="Times New Roman" w:cs="Times New Roman"/>
-          <w:sz w:val="24"/>
-          <w:szCs w:val="24"/>
-        </w:rPr>
-        <w:t>&amp;](</w:t>
-      </w:r>
-      <w:proofErr w:type="spellStart"/>
-      <w:proofErr w:type="gramEnd"/>
-      <w:r>
-        <w:rPr>
-          <w:rFonts w:ascii="Times New Roman" w:hAnsi="Times New Roman" w:cs="Times New Roman"/>
-          <w:sz w:val="24"/>
-          <w:szCs w:val="24"/>
-        </w:rPr>
-        <w:t>TreeNode</w:t>
-      </w:r>
-      <w:proofErr w:type="spellEnd"/>
-      <w:r>
-        <w:rPr>
-          <w:rFonts w:ascii="Times New Roman" w:hAnsi="Times New Roman" w:cs="Times New Roman"/>
-          <w:sz w:val="24"/>
-          <w:szCs w:val="24"/>
-        </w:rPr>
-        <w:t>* node) -&gt; int {</w:t>
-      </w:r>
-    </w:p>
-    <w:p>
-      <w:pPr>
-        <w:shd w:val="clear" w:color="auto" w:fill="000000" w:themeFill="text1"/>
-        <w:rPr>
-          <w:rFonts w:ascii="Times New Roman" w:hAnsi="Times New Roman" w:cs="Times New Roman"/>
-          <w:sz w:val="24"/>
-          <w:szCs w:val="24"/>
-        </w:rPr>
-      </w:pPr>
-      <w:r>
-        <w:rPr>
-          <w:rFonts w:ascii="Times New Roman" w:hAnsi="Times New Roman" w:cs="Times New Roman"/>
-          <w:sz w:val="24"/>
-          <w:szCs w:val="24"/>
-        </w:rPr>
-        <w:t xml:space="preserve">        if (node == </w:t>
-      </w:r>
-      <w:proofErr w:type="spellStart"/>
-      <w:r>
-        <w:rPr>
-          <w:rFonts w:ascii="Times New Roman" w:hAnsi="Times New Roman" w:cs="Times New Roman"/>
-          <w:sz w:val="24"/>
-          <w:szCs w:val="24"/>
-        </w:rPr>
-        <w:t>nullptr</w:t>
-      </w:r>
-      <w:proofErr w:type="spellEnd"/>
-      <w:r>
-        <w:rPr>
-          <w:rFonts w:ascii="Times New Roman" w:hAnsi="Times New Roman" w:cs="Times New Roman"/>
-          <w:sz w:val="24"/>
-          <w:szCs w:val="24"/>
-        </w:rPr>
-        <w:t>) return -1;</w:t>
-      </w:r>
-    </w:p>
-    <w:p>
-      <w:pPr>
-        <w:shd w:val="clear" w:color="auto" w:fill="000000" w:themeFill="text1"/>
-        <w:rPr>
-          <w:rFonts w:ascii="Times New Roman" w:hAnsi="Times New Roman" w:cs="Times New Roman"/>
-          <w:sz w:val="24"/>
-          <w:szCs w:val="24"/>
-        </w:rPr>
-      </w:pPr>
-    </w:p>
-    <w:p>
-      <w:pPr>
-        <w:shd w:val="clear" w:color="auto" w:fill="000000" w:themeFill="text1"/>
-        <w:rPr>
-          <w:rFonts w:ascii="Times New Roman" w:hAnsi="Times New Roman" w:cs="Times New Roman"/>
-          <w:sz w:val="24"/>
-          <w:szCs w:val="24"/>
-        </w:rPr>
-      </w:pPr>
-      <w:r>
-        <w:rPr>
-          <w:rFonts w:ascii="Times New Roman" w:hAnsi="Times New Roman" w:cs="Times New Roman"/>
-          <w:sz w:val="24"/>
-          <w:szCs w:val="24"/>
-        </w:rPr>
-        <w:t xml:space="preserve">        int </w:t>
-      </w:r>
-      <w:proofErr w:type="spellStart"/>
-      <w:r>
-        <w:rPr>
-          <w:rFonts w:ascii="Times New Roman" w:hAnsi="Times New Roman" w:cs="Times New Roman"/>
-          <w:sz w:val="24"/>
-          <w:szCs w:val="24"/>
-        </w:rPr>
-        <w:t>leftHeight</w:t>
-      </w:r>
-      <w:proofErr w:type="spellEnd"/>
-      <w:r>
-        <w:rPr>
-          <w:rFonts w:ascii="Times New Roman" w:hAnsi="Times New Roman" w:cs="Times New Roman"/>
-          <w:sz w:val="24"/>
-          <w:szCs w:val="24"/>
-        </w:rPr>
-        <w:t xml:space="preserve"> = </w:t>
-      </w:r>
-      <w:proofErr w:type="spellStart"/>
-      <w:r>
-        <w:rPr>
-          <w:rFonts w:ascii="Times New Roman" w:hAnsi="Times New Roman" w:cs="Times New Roman"/>
-          <w:sz w:val="24"/>
-          <w:szCs w:val="24"/>
-        </w:rPr>
-        <w:t>dfs</w:t>
-      </w:r>
-      <w:proofErr w:type="spellEnd"/>
-      <w:r>
-        <w:rPr>
-          <w:rFonts w:ascii="Times New Roman" w:hAnsi="Times New Roman" w:cs="Times New Roman"/>
-          <w:sz w:val="24"/>
-          <w:szCs w:val="24"/>
-        </w:rPr>
-        <w:t>(node-&gt;left);</w:t>
-      </w:r>
-    </w:p>
-    <w:p>
-      <w:pPr>
-        <w:shd w:val="clear" w:color="auto" w:fill="000000" w:themeFill="text1"/>
-        <w:rPr>
-          <w:rFonts w:ascii="Times New Roman" w:hAnsi="Times New Roman" w:cs="Times New Roman"/>
-          <w:sz w:val="24"/>
-          <w:szCs w:val="24"/>
-        </w:rPr>
-      </w:pPr>
-      <w:r>
-        <w:rPr>
-          <w:rFonts w:ascii="Times New Roman" w:hAnsi="Times New Roman" w:cs="Times New Roman"/>
-          <w:sz w:val="24"/>
-          <w:szCs w:val="24"/>
-        </w:rPr>
-        <w:t xml:space="preserve">        int </w:t>
-      </w:r>
-      <w:proofErr w:type="spellStart"/>
-      <w:r>
-        <w:rPr>
-          <w:rFonts w:ascii="Times New Roman" w:hAnsi="Times New Roman" w:cs="Times New Roman"/>
-          <w:sz w:val="24"/>
-          <w:szCs w:val="24"/>
-        </w:rPr>
-        <w:t>rightHeight</w:t>
-      </w:r>
-      <w:proofErr w:type="spellEnd"/>
-      <w:r>
-        <w:rPr>
-          <w:rFonts w:ascii="Times New Roman" w:hAnsi="Times New Roman" w:cs="Times New Roman"/>
-          <w:sz w:val="24"/>
-          <w:szCs w:val="24"/>
-        </w:rPr>
-        <w:t xml:space="preserve"> = </w:t>
-      </w:r>
-      <w:proofErr w:type="spellStart"/>
-      <w:r>
-        <w:rPr>
-          <w:rFonts w:ascii="Times New Roman" w:hAnsi="Times New Roman" w:cs="Times New Roman"/>
-          <w:sz w:val="24"/>
-          <w:szCs w:val="24"/>
-        </w:rPr>
-        <w:t>dfs</w:t>
-      </w:r>
-      <w:proofErr w:type="spellEnd"/>
-      <w:r>
-        <w:rPr>
-          <w:rFonts w:ascii="Times New Roman" w:hAnsi="Times New Roman" w:cs="Times New Roman"/>
-          <w:sz w:val="24"/>
-          <w:szCs w:val="24"/>
-        </w:rPr>
-        <w:t>(node-&gt;right);</w:t>
-      </w:r>
-    </w:p>
-    <w:p>
-      <w:pPr>
-        <w:shd w:val="clear" w:color="auto" w:fill="000000" w:themeFill="text1"/>
-        <w:rPr>
-          <w:rFonts w:ascii="Times New Roman" w:hAnsi="Times New Roman" w:cs="Times New Roman"/>
-          <w:sz w:val="24"/>
-          <w:szCs w:val="24"/>
-        </w:rPr>
-      </w:pPr>
-    </w:p>
-    <w:p>
-      <w:pPr>
-        <w:shd w:val="clear" w:color="auto" w:fill="000000" w:themeFill="text1"/>
-        <w:rPr>
-          <w:rFonts w:ascii="Times New Roman" w:hAnsi="Times New Roman" w:cs="Times New Roman"/>
-          <w:sz w:val="24"/>
-          <w:szCs w:val="24"/>
-        </w:rPr>
-      </w:pPr>
-      <w:r>
-        <w:rPr>
-          <w:rFonts w:ascii="Times New Roman" w:hAnsi="Times New Roman" w:cs="Times New Roman"/>
-          <w:sz w:val="24"/>
-          <w:szCs w:val="24"/>
-        </w:rPr>
-        <w:t xml:space="preserve">        best = </w:t>
-      </w:r>
-      <w:proofErr w:type="gramStart"/>
-      <w:r>
-        <w:rPr>
-          <w:rFonts w:ascii="Times New Roman" w:hAnsi="Times New Roman" w:cs="Times New Roman"/>
-          <w:sz w:val="24"/>
-          <w:szCs w:val="24"/>
-        </w:rPr>
-        <w:t>max(</w:t>
-      </w:r>
-      <w:proofErr w:type="gramEnd"/>
-      <w:r>
-        <w:rPr>
-          <w:rFonts w:ascii="Times New Roman" w:hAnsi="Times New Roman" w:cs="Times New Roman"/>
-          <w:sz w:val="24"/>
-          <w:szCs w:val="24"/>
-        </w:rPr>
-        <w:t xml:space="preserve">best, </w:t>
-      </w:r>
-      <w:proofErr w:type="spellStart"/>
-      <w:r>
-        <w:rPr>
-          <w:rFonts w:ascii="Times New Roman" w:hAnsi="Times New Roman" w:cs="Times New Roman"/>
-          <w:sz w:val="24"/>
-          <w:szCs w:val="24"/>
-        </w:rPr>
-        <w:t>leftHeight</w:t>
-      </w:r>
-      <w:proofErr w:type="spellEnd"/>
-      <w:r>
-        <w:rPr>
-          <w:rFonts w:ascii="Times New Roman" w:hAnsi="Times New Roman" w:cs="Times New Roman"/>
-          <w:sz w:val="24"/>
-          <w:szCs w:val="24"/>
-        </w:rPr>
-        <w:t xml:space="preserve"> + </w:t>
-      </w:r>
-      <w:proofErr w:type="spellStart"/>
-      <w:r>
-        <w:rPr>
-          <w:rFonts w:ascii="Times New Roman" w:hAnsi="Times New Roman" w:cs="Times New Roman"/>
-          <w:sz w:val="24"/>
-          <w:szCs w:val="24"/>
-        </w:rPr>
-        <w:t>rightHeight</w:t>
-      </w:r>
-      <w:proofErr w:type="spellEnd"/>
-      <w:r>
-        <w:rPr>
-          <w:rFonts w:ascii="Times New Roman" w:hAnsi="Times New Roman" w:cs="Times New Roman"/>
-          <w:sz w:val="24"/>
-          <w:szCs w:val="24"/>
-        </w:rPr>
-        <w:t xml:space="preserve"> + 2);</w:t>
-      </w:r>
-    </w:p>
-    <w:p>
-      <w:pPr>
-        <w:shd w:val="clear" w:color="auto" w:fill="000000" w:themeFill="text1"/>
-        <w:rPr>
-          <w:rFonts w:ascii="Times New Roman" w:hAnsi="Times New Roman" w:cs="Times New Roman"/>
-          <w:sz w:val="24"/>
-          <w:szCs w:val="24"/>
-        </w:rPr>
-      </w:pPr>
-    </w:p>
-    <w:p>
-      <w:pPr>
-        <w:shd w:val="clear" w:color="auto" w:fill="000000" w:themeFill="text1"/>
-        <w:rPr>
-          <w:rFonts w:ascii="Times New Roman" w:hAnsi="Times New Roman" w:cs="Times New Roman"/>
-          <w:sz w:val="24"/>
-          <w:szCs w:val="24"/>
-        </w:rPr>
-      </w:pPr>
-      <w:r>
-        <w:rPr>
-          <w:rFonts w:ascii="Times New Roman" w:hAnsi="Times New Roman" w:cs="Times New Roman"/>
-          <w:sz w:val="24"/>
-          <w:szCs w:val="24"/>
-        </w:rPr>
-        <w:t xml:space="preserve">        return 1 + </w:t>
-      </w:r>
-      <w:proofErr w:type="gramStart"/>
-      <w:r>
-        <w:rPr>
-          <w:rFonts w:ascii="Times New Roman" w:hAnsi="Times New Roman" w:cs="Times New Roman"/>
-          <w:sz w:val="24"/>
-          <w:szCs w:val="24"/>
-        </w:rPr>
-        <w:t>max(</w:t>
-      </w:r>
-      <w:proofErr w:type="spellStart"/>
-      <w:proofErr w:type="gramEnd"/>
-      <w:r>
-        <w:rPr>
-          <w:rFonts w:ascii="Times New Roman" w:hAnsi="Times New Roman" w:cs="Times New Roman"/>
-          <w:sz w:val="24"/>
-          <w:szCs w:val="24"/>
-        </w:rPr>
-        <w:t>leftHeight</w:t>
-      </w:r>
-      <w:proofErr w:type="spellEnd"/>
-      <w:r>
-        <w:rPr>
-          <w:rFonts w:ascii="Times New Roman" w:hAnsi="Times New Roman" w:cs="Times New Roman"/>
-          <w:sz w:val="24"/>
-          <w:szCs w:val="24"/>
-        </w:rPr>
-        <w:t xml:space="preserve">, </w:t>
-      </w:r>
-      <w:proofErr w:type="spellStart"/>
-      <w:r>
-        <w:rPr>
-          <w:rFonts w:ascii="Times New Roman" w:hAnsi="Times New Roman" w:cs="Times New Roman"/>
-          <w:sz w:val="24"/>
-          <w:szCs w:val="24"/>
-        </w:rPr>
-        <w:t>rightHeight</w:t>
-      </w:r>
-      <w:proofErr w:type="spellEnd"/>
-      <w:r>
-        <w:rPr>
-          <w:rFonts w:ascii="Times New Roman" w:hAnsi="Times New Roman" w:cs="Times New Roman"/>
-          <w:sz w:val="24"/>
-          <w:szCs w:val="24"/>
-        </w:rPr>
-        <w:t>);</w:t>
-      </w:r>
-    </w:p>
-    <w:p>
-      <w:pPr>
-        <w:shd w:val="clear" w:color="auto" w:fill="000000" w:themeFill="text1"/>
-        <w:rPr>
-          <w:rFonts w:ascii="Times New Roman" w:hAnsi="Times New Roman" w:cs="Times New Roman"/>
-          <w:sz w:val="24"/>
-          <w:szCs w:val="24"/>
-        </w:rPr>
-      </w:pPr>
-      <w:r>
-        <w:rPr>
-          <w:rFonts w:ascii="Times New Roman" w:hAnsi="Times New Roman" w:cs="Times New Roman"/>
-          <w:sz w:val="24"/>
-          <w:szCs w:val="24"/>
-        </w:rPr>
-        <w:t xml:space="preserve">    };</w:t>
-      </w:r>
-    </w:p>
-    <w:p>
-      <w:pPr>
-        <w:shd w:val="clear" w:color="auto" w:fill="000000" w:themeFill="text1"/>
-        <w:rPr>
-          <w:rFonts w:ascii="Times New Roman" w:hAnsi="Times New Roman" w:cs="Times New Roman"/>
-          <w:sz w:val="24"/>
-          <w:szCs w:val="24"/>
-        </w:rPr>
-      </w:pPr>
-    </w:p>
-    <w:p>
-      <w:pPr>
-        <w:shd w:val="clear" w:color="auto" w:fill="000000" w:themeFill="text1"/>
-        <w:rPr>
-          <w:rFonts w:ascii="Times New Roman" w:hAnsi="Times New Roman" w:cs="Times New Roman"/>
-          <w:sz w:val="24"/>
-          <w:szCs w:val="24"/>
-        </w:rPr>
-      </w:pPr>
-      <w:r>
-        <w:rPr>
-          <w:rFonts w:ascii="Times New Roman" w:hAnsi="Times New Roman" w:cs="Times New Roman"/>
-          <w:sz w:val="24"/>
-          <w:szCs w:val="24"/>
-        </w:rPr>
-        <w:t xml:space="preserve">    </w:t>
-      </w:r>
-      <w:proofErr w:type="spellStart"/>
-      <w:r>
-        <w:rPr>
-          <w:rFonts w:ascii="Times New Roman" w:hAnsi="Times New Roman" w:cs="Times New Roman"/>
-          <w:sz w:val="24"/>
-          <w:szCs w:val="24"/>
-        </w:rPr>
-        <w:t>dfs</w:t>
-      </w:r>
-      <w:proofErr w:type="spellEnd"/>
-      <w:r>
-        <w:rPr>
-          <w:rFonts w:ascii="Times New Roman" w:hAnsi="Times New Roman" w:cs="Times New Roman"/>
-          <w:sz w:val="24"/>
-          <w:szCs w:val="24"/>
-        </w:rPr>
-        <w:t>(root);</w:t>
-      </w:r>
-    </w:p>
-    <w:p>
-      <w:pPr>
-        <w:shd w:val="clear" w:color="auto" w:fill="000000" w:themeFill="text1"/>
-        <w:rPr>
-          <w:rFonts w:ascii="Times New Roman" w:hAnsi="Times New Roman" w:cs="Times New Roman"/>
-          <w:sz w:val="24"/>
-          <w:szCs w:val="24"/>
-        </w:rPr>
-      </w:pPr>
-      <w:r>
-        <w:rPr>
-          <w:rFonts w:ascii="Times New Roman" w:hAnsi="Times New Roman" w:cs="Times New Roman"/>
-          <w:sz w:val="24"/>
-          <w:szCs w:val="24"/>
-        </w:rPr>
-        <w:t xml:space="preserve">    return best;</w:t>
-      </w:r>
-    </w:p>
-    <w:p>
-      <w:pPr>
-        <w:shd w:val="clear" w:color="auto" w:fill="000000" w:themeFill="text1"/>
-        <w:rPr>
-          <w:rFonts w:ascii="Times New Roman" w:hAnsi="Times New Roman" w:cs="Times New Roman"/>
-          <w:sz w:val="24"/>
-          <w:szCs w:val="24"/>
-        </w:rPr>
-      </w:pPr>
-      <w:r>
-        <w:rPr>
-          <w:rFonts w:ascii="Times New Roman" w:hAnsi="Times New Roman" w:cs="Times New Roman"/>
-          <w:sz w:val="24"/>
-          <w:szCs w:val="24"/>
-        </w:rPr>
-        <w:t>}</w:t>
-      </w:r>
-    </w:p>
-    <w:p>
-      <w:pPr>
-        <w:rPr>
-          <w:rFonts w:ascii="Times New Roman" w:hAnsi="Times New Roman" w:cs="Times New Roman"/>
-          <w:sz w:val="24"/>
-          <w:szCs w:val="24"/>
-        </w:rPr>
-      </w:pPr>
-      <w:r>
-        <w:rPr>
-          <w:rFonts w:ascii="Times New Roman" w:hAnsi="Times New Roman" w:cs="Times New Roman"/>
-          <w:sz w:val="24"/>
-          <w:szCs w:val="24"/>
-        </w:rPr>
         <w:t>Required headers: &lt;algorithm&gt; and &lt;functional&gt;.</w:t>
       </w:r>
     </w:p>
@@ -15417,7 +15463,6 @@
           <w:sz w:val="24"/>
           <w:szCs w:val="24"/>
         </w:rPr>
-        <w:lastRenderedPageBreak/>
         <w:t>A straightforward approach repeatedly calculates subtree heights, which can take O(n²) time on a skewed tree. A better approach calculates height and detects imbalance in a single traversal.</w:t>
       </w:r>
     </w:p>
@@ -15997,6 +16042,7 @@
           <w:sz w:val="24"/>
           <w:szCs w:val="24"/>
         </w:rPr>
+        <w:lastRenderedPageBreak/>
         <w:t>Pattern: return a special value such as -1 to propagate failure upward and avoid repeated calculations.</w:t>
       </w:r>
     </w:p>
@@ -16155,590 +16201,590 @@
           <w:sz w:val="24"/>
           <w:szCs w:val="24"/>
         </w:rPr>
+        <w:t xml:space="preserve">    return 1 + </w:t>
+      </w:r>
+      <w:proofErr w:type="gramStart"/>
+      <w:r>
+        <w:rPr>
+          <w:rFonts w:ascii="Times New Roman" w:hAnsi="Times New Roman" w:cs="Times New Roman"/>
+          <w:sz w:val="24"/>
+          <w:szCs w:val="24"/>
+        </w:rPr>
+        <w:t>max(</w:t>
+      </w:r>
+      <w:proofErr w:type="gramEnd"/>
+    </w:p>
+    <w:p>
+      <w:pPr>
+        <w:shd w:val="clear" w:color="auto" w:fill="000000" w:themeFill="text1"/>
+        <w:rPr>
+          <w:rFonts w:ascii="Times New Roman" w:hAnsi="Times New Roman" w:cs="Times New Roman"/>
+          <w:sz w:val="24"/>
+          <w:szCs w:val="24"/>
+        </w:rPr>
+      </w:pPr>
+      <w:r>
+        <w:rPr>
+          <w:rFonts w:ascii="Times New Roman" w:hAnsi="Times New Roman" w:cs="Times New Roman"/>
+          <w:sz w:val="24"/>
+          <w:szCs w:val="24"/>
+        </w:rPr>
+        <w:t xml:space="preserve">        </w:t>
+      </w:r>
+      <w:proofErr w:type="spellStart"/>
+      <w:r>
+        <w:rPr>
+          <w:rFonts w:ascii="Times New Roman" w:hAnsi="Times New Roman" w:cs="Times New Roman"/>
+          <w:sz w:val="24"/>
+          <w:szCs w:val="24"/>
+        </w:rPr>
+        <w:t>maxDepth</w:t>
+      </w:r>
+      <w:proofErr w:type="spellEnd"/>
+      <w:r>
+        <w:rPr>
+          <w:rFonts w:ascii="Times New Roman" w:hAnsi="Times New Roman" w:cs="Times New Roman"/>
+          <w:sz w:val="24"/>
+          <w:szCs w:val="24"/>
+        </w:rPr>
+        <w:t>(root-&gt;left),</w:t>
+      </w:r>
+    </w:p>
+    <w:p>
+      <w:pPr>
+        <w:shd w:val="clear" w:color="auto" w:fill="000000" w:themeFill="text1"/>
+        <w:rPr>
+          <w:rFonts w:ascii="Times New Roman" w:hAnsi="Times New Roman" w:cs="Times New Roman"/>
+          <w:sz w:val="24"/>
+          <w:szCs w:val="24"/>
+        </w:rPr>
+      </w:pPr>
+      <w:r>
+        <w:rPr>
+          <w:rFonts w:ascii="Times New Roman" w:hAnsi="Times New Roman" w:cs="Times New Roman"/>
+          <w:sz w:val="24"/>
+          <w:szCs w:val="24"/>
+        </w:rPr>
+        <w:t xml:space="preserve">        </w:t>
+      </w:r>
+      <w:proofErr w:type="spellStart"/>
+      <w:r>
+        <w:rPr>
+          <w:rFonts w:ascii="Times New Roman" w:hAnsi="Times New Roman" w:cs="Times New Roman"/>
+          <w:sz w:val="24"/>
+          <w:szCs w:val="24"/>
+        </w:rPr>
+        <w:t>maxDepth</w:t>
+      </w:r>
+      <w:proofErr w:type="spellEnd"/>
+      <w:r>
+        <w:rPr>
+          <w:rFonts w:ascii="Times New Roman" w:hAnsi="Times New Roman" w:cs="Times New Roman"/>
+          <w:sz w:val="24"/>
+          <w:szCs w:val="24"/>
+        </w:rPr>
+        <w:t>(root-&gt;right)</w:t>
+      </w:r>
+    </w:p>
+    <w:p>
+      <w:pPr>
+        <w:shd w:val="clear" w:color="auto" w:fill="000000" w:themeFill="text1"/>
+        <w:rPr>
+          <w:rFonts w:ascii="Times New Roman" w:hAnsi="Times New Roman" w:cs="Times New Roman"/>
+          <w:sz w:val="24"/>
+          <w:szCs w:val="24"/>
+        </w:rPr>
+      </w:pPr>
+      <w:r>
+        <w:rPr>
+          <w:rFonts w:ascii="Times New Roman" w:hAnsi="Times New Roman" w:cs="Times New Roman"/>
+          <w:sz w:val="24"/>
+          <w:szCs w:val="24"/>
+        </w:rPr>
+        <w:t xml:space="preserve">    );</w:t>
+      </w:r>
+    </w:p>
+    <w:p>
+      <w:pPr>
+        <w:shd w:val="clear" w:color="auto" w:fill="000000" w:themeFill="text1"/>
+        <w:rPr>
+          <w:rFonts w:ascii="Times New Roman" w:hAnsi="Times New Roman" w:cs="Times New Roman"/>
+          <w:sz w:val="24"/>
+          <w:szCs w:val="24"/>
+        </w:rPr>
+      </w:pPr>
+      <w:r>
+        <w:rPr>
+          <w:rFonts w:ascii="Times New Roman" w:hAnsi="Times New Roman" w:cs="Times New Roman"/>
+          <w:sz w:val="24"/>
+          <w:szCs w:val="24"/>
+        </w:rPr>
+        <w:t>}</w:t>
+      </w:r>
+    </w:p>
+    <w:p>
+      <w:pPr>
+        <w:shd w:val="clear" w:color="auto" w:fill="000000" w:themeFill="text1"/>
+        <w:rPr>
+          <w:rFonts w:ascii="Times New Roman" w:hAnsi="Times New Roman" w:cs="Times New Roman"/>
+          <w:sz w:val="24"/>
+          <w:szCs w:val="24"/>
+        </w:rPr>
+      </w:pPr>
+    </w:p>
+    <w:p>
+      <w:pPr>
+        <w:shd w:val="clear" w:color="auto" w:fill="000000" w:themeFill="text1"/>
+        <w:rPr>
+          <w:rFonts w:ascii="Times New Roman" w:hAnsi="Times New Roman" w:cs="Times New Roman"/>
+          <w:sz w:val="24"/>
+          <w:szCs w:val="24"/>
+        </w:rPr>
+      </w:pPr>
+      <w:r>
+        <w:rPr>
+          <w:rFonts w:ascii="Times New Roman" w:hAnsi="Times New Roman" w:cs="Times New Roman"/>
+          <w:sz w:val="24"/>
+          <w:szCs w:val="24"/>
+        </w:rPr>
+        <w:t xml:space="preserve">int </w:t>
+      </w:r>
+      <w:proofErr w:type="spellStart"/>
+      <w:proofErr w:type="gramStart"/>
+      <w:r>
+        <w:rPr>
+          <w:rFonts w:ascii="Times New Roman" w:hAnsi="Times New Roman" w:cs="Times New Roman"/>
+          <w:sz w:val="24"/>
+          <w:szCs w:val="24"/>
+        </w:rPr>
+        <w:t>minDepth</w:t>
+      </w:r>
+      <w:proofErr w:type="spellEnd"/>
+      <w:r>
+        <w:rPr>
+          <w:rFonts w:ascii="Times New Roman" w:hAnsi="Times New Roman" w:cs="Times New Roman"/>
+          <w:sz w:val="24"/>
+          <w:szCs w:val="24"/>
+        </w:rPr>
+        <w:t>(</w:t>
+      </w:r>
+      <w:proofErr w:type="spellStart"/>
+      <w:proofErr w:type="gramEnd"/>
+      <w:r>
+        <w:rPr>
+          <w:rFonts w:ascii="Times New Roman" w:hAnsi="Times New Roman" w:cs="Times New Roman"/>
+          <w:sz w:val="24"/>
+          <w:szCs w:val="24"/>
+        </w:rPr>
+        <w:t>TreeNode</w:t>
+      </w:r>
+      <w:proofErr w:type="spellEnd"/>
+      <w:r>
+        <w:rPr>
+          <w:rFonts w:ascii="Times New Roman" w:hAnsi="Times New Roman" w:cs="Times New Roman"/>
+          <w:sz w:val="24"/>
+          <w:szCs w:val="24"/>
+        </w:rPr>
+        <w:t>* root) {</w:t>
+      </w:r>
+    </w:p>
+    <w:p>
+      <w:pPr>
+        <w:shd w:val="clear" w:color="auto" w:fill="000000" w:themeFill="text1"/>
+        <w:rPr>
+          <w:rFonts w:ascii="Times New Roman" w:hAnsi="Times New Roman" w:cs="Times New Roman"/>
+          <w:sz w:val="24"/>
+          <w:szCs w:val="24"/>
+        </w:rPr>
+      </w:pPr>
+      <w:r>
+        <w:rPr>
+          <w:rFonts w:ascii="Times New Roman" w:hAnsi="Times New Roman" w:cs="Times New Roman"/>
+          <w:sz w:val="24"/>
+          <w:szCs w:val="24"/>
+        </w:rPr>
+        <w:t xml:space="preserve">    if (root == </w:t>
+      </w:r>
+      <w:proofErr w:type="spellStart"/>
+      <w:r>
+        <w:rPr>
+          <w:rFonts w:ascii="Times New Roman" w:hAnsi="Times New Roman" w:cs="Times New Roman"/>
+          <w:sz w:val="24"/>
+          <w:szCs w:val="24"/>
+        </w:rPr>
+        <w:t>nullptr</w:t>
+      </w:r>
+      <w:proofErr w:type="spellEnd"/>
+      <w:r>
+        <w:rPr>
+          <w:rFonts w:ascii="Times New Roman" w:hAnsi="Times New Roman" w:cs="Times New Roman"/>
+          <w:sz w:val="24"/>
+          <w:szCs w:val="24"/>
+        </w:rPr>
+        <w:t>) return 0;</w:t>
+      </w:r>
+    </w:p>
+    <w:p>
+      <w:pPr>
+        <w:shd w:val="clear" w:color="auto" w:fill="000000" w:themeFill="text1"/>
+        <w:rPr>
+          <w:rFonts w:ascii="Times New Roman" w:hAnsi="Times New Roman" w:cs="Times New Roman"/>
+          <w:sz w:val="24"/>
+          <w:szCs w:val="24"/>
+        </w:rPr>
+      </w:pPr>
+    </w:p>
+    <w:p>
+      <w:pPr>
+        <w:shd w:val="clear" w:color="auto" w:fill="000000" w:themeFill="text1"/>
+        <w:rPr>
+          <w:rFonts w:ascii="Times New Roman" w:hAnsi="Times New Roman" w:cs="Times New Roman"/>
+          <w:sz w:val="24"/>
+          <w:szCs w:val="24"/>
+        </w:rPr>
+      </w:pPr>
+      <w:r>
+        <w:rPr>
+          <w:rFonts w:ascii="Times New Roman" w:hAnsi="Times New Roman" w:cs="Times New Roman"/>
+          <w:sz w:val="24"/>
+          <w:szCs w:val="24"/>
+        </w:rPr>
+        <w:t xml:space="preserve">    if (root-&gt;left == </w:t>
+      </w:r>
+      <w:proofErr w:type="spellStart"/>
+      <w:r>
+        <w:rPr>
+          <w:rFonts w:ascii="Times New Roman" w:hAnsi="Times New Roman" w:cs="Times New Roman"/>
+          <w:sz w:val="24"/>
+          <w:szCs w:val="24"/>
+        </w:rPr>
+        <w:t>nullptr</w:t>
+      </w:r>
+      <w:proofErr w:type="spellEnd"/>
+      <w:r>
+        <w:rPr>
+          <w:rFonts w:ascii="Times New Roman" w:hAnsi="Times New Roman" w:cs="Times New Roman"/>
+          <w:sz w:val="24"/>
+          <w:szCs w:val="24"/>
+        </w:rPr>
+        <w:t>) {</w:t>
+      </w:r>
+    </w:p>
+    <w:p>
+      <w:pPr>
+        <w:shd w:val="clear" w:color="auto" w:fill="000000" w:themeFill="text1"/>
+        <w:rPr>
+          <w:rFonts w:ascii="Times New Roman" w:hAnsi="Times New Roman" w:cs="Times New Roman"/>
+          <w:sz w:val="24"/>
+          <w:szCs w:val="24"/>
+        </w:rPr>
+      </w:pPr>
+      <w:r>
+        <w:rPr>
+          <w:rFonts w:ascii="Times New Roman" w:hAnsi="Times New Roman" w:cs="Times New Roman"/>
+          <w:sz w:val="24"/>
+          <w:szCs w:val="24"/>
+        </w:rPr>
+        <w:t xml:space="preserve">        return 1 + </w:t>
+      </w:r>
+      <w:proofErr w:type="spellStart"/>
+      <w:r>
+        <w:rPr>
+          <w:rFonts w:ascii="Times New Roman" w:hAnsi="Times New Roman" w:cs="Times New Roman"/>
+          <w:sz w:val="24"/>
+          <w:szCs w:val="24"/>
+        </w:rPr>
+        <w:t>minDepth</w:t>
+      </w:r>
+      <w:proofErr w:type="spellEnd"/>
+      <w:r>
+        <w:rPr>
+          <w:rFonts w:ascii="Times New Roman" w:hAnsi="Times New Roman" w:cs="Times New Roman"/>
+          <w:sz w:val="24"/>
+          <w:szCs w:val="24"/>
+        </w:rPr>
+        <w:t>(root-&gt;right);</w:t>
+      </w:r>
+    </w:p>
+    <w:p>
+      <w:pPr>
+        <w:shd w:val="clear" w:color="auto" w:fill="000000" w:themeFill="text1"/>
+        <w:rPr>
+          <w:rFonts w:ascii="Times New Roman" w:hAnsi="Times New Roman" w:cs="Times New Roman"/>
+          <w:sz w:val="24"/>
+          <w:szCs w:val="24"/>
+        </w:rPr>
+      </w:pPr>
+      <w:r>
+        <w:rPr>
+          <w:rFonts w:ascii="Times New Roman" w:hAnsi="Times New Roman" w:cs="Times New Roman"/>
+          <w:sz w:val="24"/>
+          <w:szCs w:val="24"/>
+        </w:rPr>
+        <w:t xml:space="preserve">    }</w:t>
+      </w:r>
+    </w:p>
+    <w:p>
+      <w:pPr>
+        <w:shd w:val="clear" w:color="auto" w:fill="000000" w:themeFill="text1"/>
+        <w:rPr>
+          <w:rFonts w:ascii="Times New Roman" w:hAnsi="Times New Roman" w:cs="Times New Roman"/>
+          <w:sz w:val="24"/>
+          <w:szCs w:val="24"/>
+        </w:rPr>
+      </w:pPr>
+    </w:p>
+    <w:p>
+      <w:pPr>
+        <w:shd w:val="clear" w:color="auto" w:fill="000000" w:themeFill="text1"/>
+        <w:rPr>
+          <w:rFonts w:ascii="Times New Roman" w:hAnsi="Times New Roman" w:cs="Times New Roman"/>
+          <w:sz w:val="24"/>
+          <w:szCs w:val="24"/>
+        </w:rPr>
+      </w:pPr>
+      <w:r>
+        <w:rPr>
+          <w:rFonts w:ascii="Times New Roman" w:hAnsi="Times New Roman" w:cs="Times New Roman"/>
+          <w:sz w:val="24"/>
+          <w:szCs w:val="24"/>
+        </w:rPr>
+        <w:t xml:space="preserve">    if (root-&gt;right == </w:t>
+      </w:r>
+      <w:proofErr w:type="spellStart"/>
+      <w:r>
+        <w:rPr>
+          <w:rFonts w:ascii="Times New Roman" w:hAnsi="Times New Roman" w:cs="Times New Roman"/>
+          <w:sz w:val="24"/>
+          <w:szCs w:val="24"/>
+        </w:rPr>
+        <w:t>nullptr</w:t>
+      </w:r>
+      <w:proofErr w:type="spellEnd"/>
+      <w:r>
+        <w:rPr>
+          <w:rFonts w:ascii="Times New Roman" w:hAnsi="Times New Roman" w:cs="Times New Roman"/>
+          <w:sz w:val="24"/>
+          <w:szCs w:val="24"/>
+        </w:rPr>
+        <w:t>) {</w:t>
+      </w:r>
+    </w:p>
+    <w:p>
+      <w:pPr>
+        <w:shd w:val="clear" w:color="auto" w:fill="000000" w:themeFill="text1"/>
+        <w:rPr>
+          <w:rFonts w:ascii="Times New Roman" w:hAnsi="Times New Roman" w:cs="Times New Roman"/>
+          <w:sz w:val="24"/>
+          <w:szCs w:val="24"/>
+        </w:rPr>
+      </w:pPr>
+      <w:r>
+        <w:rPr>
+          <w:rFonts w:ascii="Times New Roman" w:hAnsi="Times New Roman" w:cs="Times New Roman"/>
+          <w:sz w:val="24"/>
+          <w:szCs w:val="24"/>
+        </w:rPr>
+        <w:t xml:space="preserve">        return 1 + </w:t>
+      </w:r>
+      <w:proofErr w:type="spellStart"/>
+      <w:r>
+        <w:rPr>
+          <w:rFonts w:ascii="Times New Roman" w:hAnsi="Times New Roman" w:cs="Times New Roman"/>
+          <w:sz w:val="24"/>
+          <w:szCs w:val="24"/>
+        </w:rPr>
+        <w:t>minDepth</w:t>
+      </w:r>
+      <w:proofErr w:type="spellEnd"/>
+      <w:r>
+        <w:rPr>
+          <w:rFonts w:ascii="Times New Roman" w:hAnsi="Times New Roman" w:cs="Times New Roman"/>
+          <w:sz w:val="24"/>
+          <w:szCs w:val="24"/>
+        </w:rPr>
+        <w:t>(root-&gt;left);</w:t>
+      </w:r>
+    </w:p>
+    <w:p>
+      <w:pPr>
+        <w:shd w:val="clear" w:color="auto" w:fill="000000" w:themeFill="text1"/>
+        <w:rPr>
+          <w:rFonts w:ascii="Times New Roman" w:hAnsi="Times New Roman" w:cs="Times New Roman"/>
+          <w:sz w:val="24"/>
+          <w:szCs w:val="24"/>
+        </w:rPr>
+      </w:pPr>
+      <w:r>
+        <w:rPr>
+          <w:rFonts w:ascii="Times New Roman" w:hAnsi="Times New Roman" w:cs="Times New Roman"/>
+          <w:sz w:val="24"/>
+          <w:szCs w:val="24"/>
+        </w:rPr>
+        <w:t xml:space="preserve">    }</w:t>
+      </w:r>
+    </w:p>
+    <w:p>
+      <w:pPr>
+        <w:shd w:val="clear" w:color="auto" w:fill="000000" w:themeFill="text1"/>
+        <w:rPr>
+          <w:rFonts w:ascii="Times New Roman" w:hAnsi="Times New Roman" w:cs="Times New Roman"/>
+          <w:sz w:val="24"/>
+          <w:szCs w:val="24"/>
+        </w:rPr>
+      </w:pPr>
+    </w:p>
+    <w:p>
+      <w:pPr>
+        <w:shd w:val="clear" w:color="auto" w:fill="000000" w:themeFill="text1"/>
+        <w:rPr>
+          <w:rFonts w:ascii="Times New Roman" w:hAnsi="Times New Roman" w:cs="Times New Roman"/>
+          <w:sz w:val="24"/>
+          <w:szCs w:val="24"/>
+        </w:rPr>
+      </w:pPr>
+      <w:r>
+        <w:rPr>
+          <w:rFonts w:ascii="Times New Roman" w:hAnsi="Times New Roman" w:cs="Times New Roman"/>
+          <w:sz w:val="24"/>
+          <w:szCs w:val="24"/>
+        </w:rPr>
+        <w:t xml:space="preserve">    return 1 + </w:t>
+      </w:r>
+      <w:proofErr w:type="gramStart"/>
+      <w:r>
+        <w:rPr>
+          <w:rFonts w:ascii="Times New Roman" w:hAnsi="Times New Roman" w:cs="Times New Roman"/>
+          <w:sz w:val="24"/>
+          <w:szCs w:val="24"/>
+        </w:rPr>
+        <w:t>min(</w:t>
+      </w:r>
+      <w:proofErr w:type="gramEnd"/>
+    </w:p>
+    <w:p>
+      <w:pPr>
+        <w:shd w:val="clear" w:color="auto" w:fill="000000" w:themeFill="text1"/>
+        <w:rPr>
+          <w:rFonts w:ascii="Times New Roman" w:hAnsi="Times New Roman" w:cs="Times New Roman"/>
+          <w:sz w:val="24"/>
+          <w:szCs w:val="24"/>
+        </w:rPr>
+      </w:pPr>
+      <w:r>
+        <w:rPr>
+          <w:rFonts w:ascii="Times New Roman" w:hAnsi="Times New Roman" w:cs="Times New Roman"/>
+          <w:sz w:val="24"/>
+          <w:szCs w:val="24"/>
+        </w:rPr>
+        <w:t xml:space="preserve">        </w:t>
+      </w:r>
+      <w:proofErr w:type="spellStart"/>
+      <w:r>
+        <w:rPr>
+          <w:rFonts w:ascii="Times New Roman" w:hAnsi="Times New Roman" w:cs="Times New Roman"/>
+          <w:sz w:val="24"/>
+          <w:szCs w:val="24"/>
+        </w:rPr>
+        <w:t>minDepth</w:t>
+      </w:r>
+      <w:proofErr w:type="spellEnd"/>
+      <w:r>
+        <w:rPr>
+          <w:rFonts w:ascii="Times New Roman" w:hAnsi="Times New Roman" w:cs="Times New Roman"/>
+          <w:sz w:val="24"/>
+          <w:szCs w:val="24"/>
+        </w:rPr>
+        <w:t>(root-&gt;left),</w:t>
+      </w:r>
+    </w:p>
+    <w:p>
+      <w:pPr>
+        <w:shd w:val="clear" w:color="auto" w:fill="000000" w:themeFill="text1"/>
+        <w:rPr>
+          <w:rFonts w:ascii="Times New Roman" w:hAnsi="Times New Roman" w:cs="Times New Roman"/>
+          <w:sz w:val="24"/>
+          <w:szCs w:val="24"/>
+        </w:rPr>
+      </w:pPr>
+      <w:r>
+        <w:rPr>
+          <w:rFonts w:ascii="Times New Roman" w:hAnsi="Times New Roman" w:cs="Times New Roman"/>
+          <w:sz w:val="24"/>
+          <w:szCs w:val="24"/>
+        </w:rPr>
+        <w:t xml:space="preserve">        </w:t>
+      </w:r>
+      <w:proofErr w:type="spellStart"/>
+      <w:r>
+        <w:rPr>
+          <w:rFonts w:ascii="Times New Roman" w:hAnsi="Times New Roman" w:cs="Times New Roman"/>
+          <w:sz w:val="24"/>
+          <w:szCs w:val="24"/>
+        </w:rPr>
+        <w:t>minDepth</w:t>
+      </w:r>
+      <w:proofErr w:type="spellEnd"/>
+      <w:r>
+        <w:rPr>
+          <w:rFonts w:ascii="Times New Roman" w:hAnsi="Times New Roman" w:cs="Times New Roman"/>
+          <w:sz w:val="24"/>
+          <w:szCs w:val="24"/>
+        </w:rPr>
+        <w:t>(root-&gt;right)</w:t>
+      </w:r>
+    </w:p>
+    <w:p>
+      <w:pPr>
+        <w:shd w:val="clear" w:color="auto" w:fill="000000" w:themeFill="text1"/>
+        <w:rPr>
+          <w:rFonts w:ascii="Times New Roman" w:hAnsi="Times New Roman" w:cs="Times New Roman"/>
+          <w:sz w:val="24"/>
+          <w:szCs w:val="24"/>
+        </w:rPr>
+      </w:pPr>
+      <w:r>
+        <w:rPr>
+          <w:rFonts w:ascii="Times New Roman" w:hAnsi="Times New Roman" w:cs="Times New Roman"/>
+          <w:sz w:val="24"/>
+          <w:szCs w:val="24"/>
+        </w:rPr>
+        <w:t xml:space="preserve">    );</w:t>
+      </w:r>
+    </w:p>
+    <w:p>
+      <w:pPr>
+        <w:shd w:val="clear" w:color="auto" w:fill="000000" w:themeFill="text1"/>
+        <w:rPr>
+          <w:rFonts w:ascii="Times New Roman" w:hAnsi="Times New Roman" w:cs="Times New Roman"/>
+          <w:sz w:val="24"/>
+          <w:szCs w:val="24"/>
+        </w:rPr>
+      </w:pPr>
+      <w:r>
+        <w:rPr>
+          <w:rFonts w:ascii="Times New Roman" w:hAnsi="Times New Roman" w:cs="Times New Roman"/>
+          <w:sz w:val="24"/>
+          <w:szCs w:val="24"/>
+        </w:rPr>
+        <w:t>}</w:t>
+      </w:r>
+    </w:p>
+    <w:p>
+      <w:pPr>
+        <w:rPr>
+          <w:rFonts w:ascii="Times New Roman" w:hAnsi="Times New Roman" w:cs="Times New Roman"/>
+          <w:sz w:val="24"/>
+          <w:szCs w:val="24"/>
+        </w:rPr>
+      </w:pPr>
+      <w:r>
+        <w:rPr>
+          <w:rFonts w:ascii="Times New Roman" w:hAnsi="Times New Roman" w:cs="Times New Roman"/>
+          <w:sz w:val="24"/>
+          <w:szCs w:val="24"/>
+        </w:rPr>
         <w:lastRenderedPageBreak/>
-        <w:t xml:space="preserve">    return 1 + </w:t>
-      </w:r>
-      <w:proofErr w:type="gramStart"/>
-      <w:r>
-        <w:rPr>
-          <w:rFonts w:ascii="Times New Roman" w:hAnsi="Times New Roman" w:cs="Times New Roman"/>
-          <w:sz w:val="24"/>
-          <w:szCs w:val="24"/>
-        </w:rPr>
-        <w:t>max(</w:t>
-      </w:r>
-      <w:proofErr w:type="gramEnd"/>
-    </w:p>
-    <w:p>
-      <w:pPr>
-        <w:shd w:val="clear" w:color="auto" w:fill="000000" w:themeFill="text1"/>
-        <w:rPr>
-          <w:rFonts w:ascii="Times New Roman" w:hAnsi="Times New Roman" w:cs="Times New Roman"/>
-          <w:sz w:val="24"/>
-          <w:szCs w:val="24"/>
-        </w:rPr>
-      </w:pPr>
-      <w:r>
-        <w:rPr>
-          <w:rFonts w:ascii="Times New Roman" w:hAnsi="Times New Roman" w:cs="Times New Roman"/>
-          <w:sz w:val="24"/>
-          <w:szCs w:val="24"/>
-        </w:rPr>
-        <w:t xml:space="preserve">        </w:t>
-      </w:r>
-      <w:proofErr w:type="spellStart"/>
-      <w:r>
-        <w:rPr>
-          <w:rFonts w:ascii="Times New Roman" w:hAnsi="Times New Roman" w:cs="Times New Roman"/>
-          <w:sz w:val="24"/>
-          <w:szCs w:val="24"/>
-        </w:rPr>
-        <w:t>maxDepth</w:t>
-      </w:r>
-      <w:proofErr w:type="spellEnd"/>
-      <w:r>
-        <w:rPr>
-          <w:rFonts w:ascii="Times New Roman" w:hAnsi="Times New Roman" w:cs="Times New Roman"/>
-          <w:sz w:val="24"/>
-          <w:szCs w:val="24"/>
-        </w:rPr>
-        <w:t>(root-&gt;left),</w:t>
-      </w:r>
-    </w:p>
-    <w:p>
-      <w:pPr>
-        <w:shd w:val="clear" w:color="auto" w:fill="000000" w:themeFill="text1"/>
-        <w:rPr>
-          <w:rFonts w:ascii="Times New Roman" w:hAnsi="Times New Roman" w:cs="Times New Roman"/>
-          <w:sz w:val="24"/>
-          <w:szCs w:val="24"/>
-        </w:rPr>
-      </w:pPr>
-      <w:r>
-        <w:rPr>
-          <w:rFonts w:ascii="Times New Roman" w:hAnsi="Times New Roman" w:cs="Times New Roman"/>
-          <w:sz w:val="24"/>
-          <w:szCs w:val="24"/>
-        </w:rPr>
-        <w:t xml:space="preserve">        </w:t>
-      </w:r>
-      <w:proofErr w:type="spellStart"/>
-      <w:r>
-        <w:rPr>
-          <w:rFonts w:ascii="Times New Roman" w:hAnsi="Times New Roman" w:cs="Times New Roman"/>
-          <w:sz w:val="24"/>
-          <w:szCs w:val="24"/>
-        </w:rPr>
-        <w:t>maxDepth</w:t>
-      </w:r>
-      <w:proofErr w:type="spellEnd"/>
-      <w:r>
-        <w:rPr>
-          <w:rFonts w:ascii="Times New Roman" w:hAnsi="Times New Roman" w:cs="Times New Roman"/>
-          <w:sz w:val="24"/>
-          <w:szCs w:val="24"/>
-        </w:rPr>
-        <w:t>(root-&gt;right)</w:t>
-      </w:r>
-    </w:p>
-    <w:p>
-      <w:pPr>
-        <w:shd w:val="clear" w:color="auto" w:fill="000000" w:themeFill="text1"/>
-        <w:rPr>
-          <w:rFonts w:ascii="Times New Roman" w:hAnsi="Times New Roman" w:cs="Times New Roman"/>
-          <w:sz w:val="24"/>
-          <w:szCs w:val="24"/>
-        </w:rPr>
-      </w:pPr>
-      <w:r>
-        <w:rPr>
-          <w:rFonts w:ascii="Times New Roman" w:hAnsi="Times New Roman" w:cs="Times New Roman"/>
-          <w:sz w:val="24"/>
-          <w:szCs w:val="24"/>
-        </w:rPr>
-        <w:t xml:space="preserve">    );</w:t>
-      </w:r>
-    </w:p>
-    <w:p>
-      <w:pPr>
-        <w:shd w:val="clear" w:color="auto" w:fill="000000" w:themeFill="text1"/>
-        <w:rPr>
-          <w:rFonts w:ascii="Times New Roman" w:hAnsi="Times New Roman" w:cs="Times New Roman"/>
-          <w:sz w:val="24"/>
-          <w:szCs w:val="24"/>
-        </w:rPr>
-      </w:pPr>
-      <w:r>
-        <w:rPr>
-          <w:rFonts w:ascii="Times New Roman" w:hAnsi="Times New Roman" w:cs="Times New Roman"/>
-          <w:sz w:val="24"/>
-          <w:szCs w:val="24"/>
-        </w:rPr>
-        <w:t>}</w:t>
-      </w:r>
-    </w:p>
-    <w:p>
-      <w:pPr>
-        <w:shd w:val="clear" w:color="auto" w:fill="000000" w:themeFill="text1"/>
-        <w:rPr>
-          <w:rFonts w:ascii="Times New Roman" w:hAnsi="Times New Roman" w:cs="Times New Roman"/>
-          <w:sz w:val="24"/>
-          <w:szCs w:val="24"/>
-        </w:rPr>
-      </w:pPr>
-    </w:p>
-    <w:p>
-      <w:pPr>
-        <w:shd w:val="clear" w:color="auto" w:fill="000000" w:themeFill="text1"/>
-        <w:rPr>
-          <w:rFonts w:ascii="Times New Roman" w:hAnsi="Times New Roman" w:cs="Times New Roman"/>
-          <w:sz w:val="24"/>
-          <w:szCs w:val="24"/>
-        </w:rPr>
-      </w:pPr>
-      <w:r>
-        <w:rPr>
-          <w:rFonts w:ascii="Times New Roman" w:hAnsi="Times New Roman" w:cs="Times New Roman"/>
-          <w:sz w:val="24"/>
-          <w:szCs w:val="24"/>
-        </w:rPr>
-        <w:t xml:space="preserve">int </w:t>
-      </w:r>
-      <w:proofErr w:type="spellStart"/>
-      <w:proofErr w:type="gramStart"/>
-      <w:r>
-        <w:rPr>
-          <w:rFonts w:ascii="Times New Roman" w:hAnsi="Times New Roman" w:cs="Times New Roman"/>
-          <w:sz w:val="24"/>
-          <w:szCs w:val="24"/>
-        </w:rPr>
-        <w:t>minDepth</w:t>
-      </w:r>
-      <w:proofErr w:type="spellEnd"/>
-      <w:r>
-        <w:rPr>
-          <w:rFonts w:ascii="Times New Roman" w:hAnsi="Times New Roman" w:cs="Times New Roman"/>
-          <w:sz w:val="24"/>
-          <w:szCs w:val="24"/>
-        </w:rPr>
-        <w:t>(</w:t>
-      </w:r>
-      <w:proofErr w:type="spellStart"/>
-      <w:proofErr w:type="gramEnd"/>
-      <w:r>
-        <w:rPr>
-          <w:rFonts w:ascii="Times New Roman" w:hAnsi="Times New Roman" w:cs="Times New Roman"/>
-          <w:sz w:val="24"/>
-          <w:szCs w:val="24"/>
-        </w:rPr>
-        <w:t>TreeNode</w:t>
-      </w:r>
-      <w:proofErr w:type="spellEnd"/>
-      <w:r>
-        <w:rPr>
-          <w:rFonts w:ascii="Times New Roman" w:hAnsi="Times New Roman" w:cs="Times New Roman"/>
-          <w:sz w:val="24"/>
-          <w:szCs w:val="24"/>
-        </w:rPr>
-        <w:t>* root) {</w:t>
-      </w:r>
-    </w:p>
-    <w:p>
-      <w:pPr>
-        <w:shd w:val="clear" w:color="auto" w:fill="000000" w:themeFill="text1"/>
-        <w:rPr>
-          <w:rFonts w:ascii="Times New Roman" w:hAnsi="Times New Roman" w:cs="Times New Roman"/>
-          <w:sz w:val="24"/>
-          <w:szCs w:val="24"/>
-        </w:rPr>
-      </w:pPr>
-      <w:r>
-        <w:rPr>
-          <w:rFonts w:ascii="Times New Roman" w:hAnsi="Times New Roman" w:cs="Times New Roman"/>
-          <w:sz w:val="24"/>
-          <w:szCs w:val="24"/>
-        </w:rPr>
-        <w:t xml:space="preserve">    if (root == </w:t>
-      </w:r>
-      <w:proofErr w:type="spellStart"/>
-      <w:r>
-        <w:rPr>
-          <w:rFonts w:ascii="Times New Roman" w:hAnsi="Times New Roman" w:cs="Times New Roman"/>
-          <w:sz w:val="24"/>
-          <w:szCs w:val="24"/>
-        </w:rPr>
-        <w:t>nullptr</w:t>
-      </w:r>
-      <w:proofErr w:type="spellEnd"/>
-      <w:r>
-        <w:rPr>
-          <w:rFonts w:ascii="Times New Roman" w:hAnsi="Times New Roman" w:cs="Times New Roman"/>
-          <w:sz w:val="24"/>
-          <w:szCs w:val="24"/>
-        </w:rPr>
-        <w:t>) return 0;</w:t>
-      </w:r>
-    </w:p>
-    <w:p>
-      <w:pPr>
-        <w:shd w:val="clear" w:color="auto" w:fill="000000" w:themeFill="text1"/>
-        <w:rPr>
-          <w:rFonts w:ascii="Times New Roman" w:hAnsi="Times New Roman" w:cs="Times New Roman"/>
-          <w:sz w:val="24"/>
-          <w:szCs w:val="24"/>
-        </w:rPr>
-      </w:pPr>
-    </w:p>
-    <w:p>
-      <w:pPr>
-        <w:shd w:val="clear" w:color="auto" w:fill="000000" w:themeFill="text1"/>
-        <w:rPr>
-          <w:rFonts w:ascii="Times New Roman" w:hAnsi="Times New Roman" w:cs="Times New Roman"/>
-          <w:sz w:val="24"/>
-          <w:szCs w:val="24"/>
-        </w:rPr>
-      </w:pPr>
-      <w:r>
-        <w:rPr>
-          <w:rFonts w:ascii="Times New Roman" w:hAnsi="Times New Roman" w:cs="Times New Roman"/>
-          <w:sz w:val="24"/>
-          <w:szCs w:val="24"/>
-        </w:rPr>
-        <w:t xml:space="preserve">    if (root-&gt;left == </w:t>
-      </w:r>
-      <w:proofErr w:type="spellStart"/>
-      <w:r>
-        <w:rPr>
-          <w:rFonts w:ascii="Times New Roman" w:hAnsi="Times New Roman" w:cs="Times New Roman"/>
-          <w:sz w:val="24"/>
-          <w:szCs w:val="24"/>
-        </w:rPr>
-        <w:t>nullptr</w:t>
-      </w:r>
-      <w:proofErr w:type="spellEnd"/>
-      <w:r>
-        <w:rPr>
-          <w:rFonts w:ascii="Times New Roman" w:hAnsi="Times New Roman" w:cs="Times New Roman"/>
-          <w:sz w:val="24"/>
-          <w:szCs w:val="24"/>
-        </w:rPr>
-        <w:t>) {</w:t>
-      </w:r>
-    </w:p>
-    <w:p>
-      <w:pPr>
-        <w:shd w:val="clear" w:color="auto" w:fill="000000" w:themeFill="text1"/>
-        <w:rPr>
-          <w:rFonts w:ascii="Times New Roman" w:hAnsi="Times New Roman" w:cs="Times New Roman"/>
-          <w:sz w:val="24"/>
-          <w:szCs w:val="24"/>
-        </w:rPr>
-      </w:pPr>
-      <w:r>
-        <w:rPr>
-          <w:rFonts w:ascii="Times New Roman" w:hAnsi="Times New Roman" w:cs="Times New Roman"/>
-          <w:sz w:val="24"/>
-          <w:szCs w:val="24"/>
-        </w:rPr>
-        <w:t xml:space="preserve">        return 1 + </w:t>
-      </w:r>
-      <w:proofErr w:type="spellStart"/>
-      <w:r>
-        <w:rPr>
-          <w:rFonts w:ascii="Times New Roman" w:hAnsi="Times New Roman" w:cs="Times New Roman"/>
-          <w:sz w:val="24"/>
-          <w:szCs w:val="24"/>
-        </w:rPr>
-        <w:t>minDepth</w:t>
-      </w:r>
-      <w:proofErr w:type="spellEnd"/>
-      <w:r>
-        <w:rPr>
-          <w:rFonts w:ascii="Times New Roman" w:hAnsi="Times New Roman" w:cs="Times New Roman"/>
-          <w:sz w:val="24"/>
-          <w:szCs w:val="24"/>
-        </w:rPr>
-        <w:t>(root-&gt;right);</w:t>
-      </w:r>
-    </w:p>
-    <w:p>
-      <w:pPr>
-        <w:shd w:val="clear" w:color="auto" w:fill="000000" w:themeFill="text1"/>
-        <w:rPr>
-          <w:rFonts w:ascii="Times New Roman" w:hAnsi="Times New Roman" w:cs="Times New Roman"/>
-          <w:sz w:val="24"/>
-          <w:szCs w:val="24"/>
-        </w:rPr>
-      </w:pPr>
-      <w:r>
-        <w:rPr>
-          <w:rFonts w:ascii="Times New Roman" w:hAnsi="Times New Roman" w:cs="Times New Roman"/>
-          <w:sz w:val="24"/>
-          <w:szCs w:val="24"/>
-        </w:rPr>
-        <w:t xml:space="preserve">    }</w:t>
-      </w:r>
-    </w:p>
-    <w:p>
-      <w:pPr>
-        <w:shd w:val="clear" w:color="auto" w:fill="000000" w:themeFill="text1"/>
-        <w:rPr>
-          <w:rFonts w:ascii="Times New Roman" w:hAnsi="Times New Roman" w:cs="Times New Roman"/>
-          <w:sz w:val="24"/>
-          <w:szCs w:val="24"/>
-        </w:rPr>
-      </w:pPr>
-    </w:p>
-    <w:p>
-      <w:pPr>
-        <w:shd w:val="clear" w:color="auto" w:fill="000000" w:themeFill="text1"/>
-        <w:rPr>
-          <w:rFonts w:ascii="Times New Roman" w:hAnsi="Times New Roman" w:cs="Times New Roman"/>
-          <w:sz w:val="24"/>
-          <w:szCs w:val="24"/>
-        </w:rPr>
-      </w:pPr>
-      <w:r>
-        <w:rPr>
-          <w:rFonts w:ascii="Times New Roman" w:hAnsi="Times New Roman" w:cs="Times New Roman"/>
-          <w:sz w:val="24"/>
-          <w:szCs w:val="24"/>
-        </w:rPr>
-        <w:t xml:space="preserve">    if (root-&gt;right == </w:t>
-      </w:r>
-      <w:proofErr w:type="spellStart"/>
-      <w:r>
-        <w:rPr>
-          <w:rFonts w:ascii="Times New Roman" w:hAnsi="Times New Roman" w:cs="Times New Roman"/>
-          <w:sz w:val="24"/>
-          <w:szCs w:val="24"/>
-        </w:rPr>
-        <w:t>nullptr</w:t>
-      </w:r>
-      <w:proofErr w:type="spellEnd"/>
-      <w:r>
-        <w:rPr>
-          <w:rFonts w:ascii="Times New Roman" w:hAnsi="Times New Roman" w:cs="Times New Roman"/>
-          <w:sz w:val="24"/>
-          <w:szCs w:val="24"/>
-        </w:rPr>
-        <w:t>) {</w:t>
-      </w:r>
-    </w:p>
-    <w:p>
-      <w:pPr>
-        <w:shd w:val="clear" w:color="auto" w:fill="000000" w:themeFill="text1"/>
-        <w:rPr>
-          <w:rFonts w:ascii="Times New Roman" w:hAnsi="Times New Roman" w:cs="Times New Roman"/>
-          <w:sz w:val="24"/>
-          <w:szCs w:val="24"/>
-        </w:rPr>
-      </w:pPr>
-      <w:r>
-        <w:rPr>
-          <w:rFonts w:ascii="Times New Roman" w:hAnsi="Times New Roman" w:cs="Times New Roman"/>
-          <w:sz w:val="24"/>
-          <w:szCs w:val="24"/>
-        </w:rPr>
-        <w:t xml:space="preserve">        return 1 + </w:t>
-      </w:r>
-      <w:proofErr w:type="spellStart"/>
-      <w:r>
-        <w:rPr>
-          <w:rFonts w:ascii="Times New Roman" w:hAnsi="Times New Roman" w:cs="Times New Roman"/>
-          <w:sz w:val="24"/>
-          <w:szCs w:val="24"/>
-        </w:rPr>
-        <w:t>minDepth</w:t>
-      </w:r>
-      <w:proofErr w:type="spellEnd"/>
-      <w:r>
-        <w:rPr>
-          <w:rFonts w:ascii="Times New Roman" w:hAnsi="Times New Roman" w:cs="Times New Roman"/>
-          <w:sz w:val="24"/>
-          <w:szCs w:val="24"/>
-        </w:rPr>
-        <w:t>(root-&gt;left);</w:t>
-      </w:r>
-    </w:p>
-    <w:p>
-      <w:pPr>
-        <w:shd w:val="clear" w:color="auto" w:fill="000000" w:themeFill="text1"/>
-        <w:rPr>
-          <w:rFonts w:ascii="Times New Roman" w:hAnsi="Times New Roman" w:cs="Times New Roman"/>
-          <w:sz w:val="24"/>
-          <w:szCs w:val="24"/>
-        </w:rPr>
-      </w:pPr>
-      <w:r>
-        <w:rPr>
-          <w:rFonts w:ascii="Times New Roman" w:hAnsi="Times New Roman" w:cs="Times New Roman"/>
-          <w:sz w:val="24"/>
-          <w:szCs w:val="24"/>
-        </w:rPr>
-        <w:t xml:space="preserve">    }</w:t>
-      </w:r>
-    </w:p>
-    <w:p>
-      <w:pPr>
-        <w:shd w:val="clear" w:color="auto" w:fill="000000" w:themeFill="text1"/>
-        <w:rPr>
-          <w:rFonts w:ascii="Times New Roman" w:hAnsi="Times New Roman" w:cs="Times New Roman"/>
-          <w:sz w:val="24"/>
-          <w:szCs w:val="24"/>
-        </w:rPr>
-      </w:pPr>
-    </w:p>
-    <w:p>
-      <w:pPr>
-        <w:shd w:val="clear" w:color="auto" w:fill="000000" w:themeFill="text1"/>
-        <w:rPr>
-          <w:rFonts w:ascii="Times New Roman" w:hAnsi="Times New Roman" w:cs="Times New Roman"/>
-          <w:sz w:val="24"/>
-          <w:szCs w:val="24"/>
-        </w:rPr>
-      </w:pPr>
-      <w:r>
-        <w:rPr>
-          <w:rFonts w:ascii="Times New Roman" w:hAnsi="Times New Roman" w:cs="Times New Roman"/>
-          <w:sz w:val="24"/>
-          <w:szCs w:val="24"/>
-        </w:rPr>
-        <w:t xml:space="preserve">    return 1 + </w:t>
-      </w:r>
-      <w:proofErr w:type="gramStart"/>
-      <w:r>
-        <w:rPr>
-          <w:rFonts w:ascii="Times New Roman" w:hAnsi="Times New Roman" w:cs="Times New Roman"/>
-          <w:sz w:val="24"/>
-          <w:szCs w:val="24"/>
-        </w:rPr>
-        <w:t>min(</w:t>
-      </w:r>
-      <w:proofErr w:type="gramEnd"/>
-    </w:p>
-    <w:p>
-      <w:pPr>
-        <w:shd w:val="clear" w:color="auto" w:fill="000000" w:themeFill="text1"/>
-        <w:rPr>
-          <w:rFonts w:ascii="Times New Roman" w:hAnsi="Times New Roman" w:cs="Times New Roman"/>
-          <w:sz w:val="24"/>
-          <w:szCs w:val="24"/>
-        </w:rPr>
-      </w:pPr>
-      <w:r>
-        <w:rPr>
-          <w:rFonts w:ascii="Times New Roman" w:hAnsi="Times New Roman" w:cs="Times New Roman"/>
-          <w:sz w:val="24"/>
-          <w:szCs w:val="24"/>
-        </w:rPr>
-        <w:t xml:space="preserve">        </w:t>
-      </w:r>
-      <w:proofErr w:type="spellStart"/>
-      <w:r>
-        <w:rPr>
-          <w:rFonts w:ascii="Times New Roman" w:hAnsi="Times New Roman" w:cs="Times New Roman"/>
-          <w:sz w:val="24"/>
-          <w:szCs w:val="24"/>
-        </w:rPr>
-        <w:t>minDepth</w:t>
-      </w:r>
-      <w:proofErr w:type="spellEnd"/>
-      <w:r>
-        <w:rPr>
-          <w:rFonts w:ascii="Times New Roman" w:hAnsi="Times New Roman" w:cs="Times New Roman"/>
-          <w:sz w:val="24"/>
-          <w:szCs w:val="24"/>
-        </w:rPr>
-        <w:t>(root-&gt;left),</w:t>
-      </w:r>
-    </w:p>
-    <w:p>
-      <w:pPr>
-        <w:shd w:val="clear" w:color="auto" w:fill="000000" w:themeFill="text1"/>
-        <w:rPr>
-          <w:rFonts w:ascii="Times New Roman" w:hAnsi="Times New Roman" w:cs="Times New Roman"/>
-          <w:sz w:val="24"/>
-          <w:szCs w:val="24"/>
-        </w:rPr>
-      </w:pPr>
-      <w:r>
-        <w:rPr>
-          <w:rFonts w:ascii="Times New Roman" w:hAnsi="Times New Roman" w:cs="Times New Roman"/>
-          <w:sz w:val="24"/>
-          <w:szCs w:val="24"/>
-        </w:rPr>
-        <w:t xml:space="preserve">        </w:t>
-      </w:r>
-      <w:proofErr w:type="spellStart"/>
-      <w:r>
-        <w:rPr>
-          <w:rFonts w:ascii="Times New Roman" w:hAnsi="Times New Roman" w:cs="Times New Roman"/>
-          <w:sz w:val="24"/>
-          <w:szCs w:val="24"/>
-        </w:rPr>
-        <w:t>minDepth</w:t>
-      </w:r>
-      <w:proofErr w:type="spellEnd"/>
-      <w:r>
-        <w:rPr>
-          <w:rFonts w:ascii="Times New Roman" w:hAnsi="Times New Roman" w:cs="Times New Roman"/>
-          <w:sz w:val="24"/>
-          <w:szCs w:val="24"/>
-        </w:rPr>
-        <w:t>(root-&gt;right)</w:t>
-      </w:r>
-    </w:p>
-    <w:p>
-      <w:pPr>
-        <w:shd w:val="clear" w:color="auto" w:fill="000000" w:themeFill="text1"/>
-        <w:rPr>
-          <w:rFonts w:ascii="Times New Roman" w:hAnsi="Times New Roman" w:cs="Times New Roman"/>
-          <w:sz w:val="24"/>
-          <w:szCs w:val="24"/>
-        </w:rPr>
-      </w:pPr>
-      <w:r>
-        <w:rPr>
-          <w:rFonts w:ascii="Times New Roman" w:hAnsi="Times New Roman" w:cs="Times New Roman"/>
-          <w:sz w:val="24"/>
-          <w:szCs w:val="24"/>
-        </w:rPr>
-        <w:t xml:space="preserve">    );</w:t>
-      </w:r>
-    </w:p>
-    <w:p>
-      <w:pPr>
-        <w:shd w:val="clear" w:color="auto" w:fill="000000" w:themeFill="text1"/>
-        <w:rPr>
-          <w:rFonts w:ascii="Times New Roman" w:hAnsi="Times New Roman" w:cs="Times New Roman"/>
-          <w:sz w:val="24"/>
-          <w:szCs w:val="24"/>
-        </w:rPr>
-      </w:pPr>
-      <w:r>
-        <w:rPr>
-          <w:rFonts w:ascii="Times New Roman" w:hAnsi="Times New Roman" w:cs="Times New Roman"/>
-          <w:sz w:val="24"/>
-          <w:szCs w:val="24"/>
-        </w:rPr>
-        <w:t>}</w:t>
-      </w:r>
-    </w:p>
-    <w:p>
-      <w:pPr>
-        <w:rPr>
-          <w:rFonts w:ascii="Times New Roman" w:hAnsi="Times New Roman" w:cs="Times New Roman"/>
-          <w:sz w:val="24"/>
-          <w:szCs w:val="24"/>
-        </w:rPr>
-      </w:pPr>
-      <w:r>
-        <w:rPr>
-          <w:rFonts w:ascii="Times New Roman" w:hAnsi="Times New Roman" w:cs="Times New Roman"/>
-          <w:sz w:val="24"/>
-          <w:szCs w:val="24"/>
-        </w:rPr>
         <w:t>Important: for minimum depth, if one child is missing, you must follow the other child. Simply taking the minimum of both child depths would incorrectly treat a missing child as the nearest leaf.</w:t>
       </w:r>
     </w:p>
@@ -16914,7 +16960,6 @@
           <w:sz w:val="24"/>
           <w:szCs w:val="24"/>
         </w:rPr>
-        <w:lastRenderedPageBreak/>
         <w:t xml:space="preserve">    if (root-&gt;left == </w:t>
       </w:r>
       <w:proofErr w:type="spellStart"/>
@@ -17380,16 +17425,6 @@
           <w:szCs w:val="24"/>
         </w:rPr>
       </w:pPr>
-    </w:p>
-    <w:p>
-      <w:pPr>
-        <w:shd w:val="clear" w:color="auto" w:fill="000000" w:themeFill="text1"/>
-        <w:rPr>
-          <w:rFonts w:ascii="Times New Roman" w:hAnsi="Times New Roman" w:cs="Times New Roman"/>
-          <w:sz w:val="24"/>
-          <w:szCs w:val="24"/>
-        </w:rPr>
-      </w:pPr>
       <w:r>
         <w:rPr>
           <w:rFonts w:ascii="Times New Roman" w:hAnsi="Times New Roman" w:cs="Times New Roman"/>
@@ -17408,16 +17443,6 @@
           <w:szCs w:val="24"/>
         </w:rPr>
       </w:pPr>
-    </w:p>
-    <w:p>
-      <w:pPr>
-        <w:shd w:val="clear" w:color="auto" w:fill="000000" w:themeFill="text1"/>
-        <w:rPr>
-          <w:rFonts w:ascii="Times New Roman" w:hAnsi="Times New Roman" w:cs="Times New Roman"/>
-          <w:sz w:val="24"/>
-          <w:szCs w:val="24"/>
-        </w:rPr>
-      </w:pPr>
       <w:r>
         <w:rPr>
           <w:rFonts w:ascii="Times New Roman" w:hAnsi="Times New Roman" w:cs="Times New Roman"/>
@@ -17480,16 +17505,6 @@
         </w:rPr>
         <w:t>(root-&gt;right);</w:t>
       </w:r>
-    </w:p>
-    <w:p>
-      <w:pPr>
-        <w:shd w:val="clear" w:color="auto" w:fill="000000" w:themeFill="text1"/>
-        <w:rPr>
-          <w:rFonts w:ascii="Times New Roman" w:hAnsi="Times New Roman" w:cs="Times New Roman"/>
-          <w:sz w:val="24"/>
-          <w:szCs w:val="24"/>
-        </w:rPr>
-      </w:pPr>
     </w:p>
     <w:p>
       <w:pPr>
@@ -17545,6 +17560,7 @@
           <w:sz w:val="24"/>
           <w:szCs w:val="24"/>
         </w:rPr>
+        <w:lastRenderedPageBreak/>
         <w:t>Time: O(n)</w:t>
       </w:r>
     </w:p>
@@ -17713,7 +17729,6 @@
           <w:sz w:val="24"/>
           <w:szCs w:val="24"/>
         </w:rPr>
-        <w:lastRenderedPageBreak/>
         <w:t xml:space="preserve">    if (a == </w:t>
       </w:r>
       <w:proofErr w:type="spellStart"/>
@@ -18304,6 +18319,7 @@
           <w:sz w:val="24"/>
           <w:szCs w:val="24"/>
         </w:rPr>
+        <w:lastRenderedPageBreak/>
         <w:t>Return only one branch to the parent, because a path extending upward cannot split into both branches.</w:t>
       </w:r>
     </w:p>
@@ -19178,6 +19194,7 @@
           <w:sz w:val="24"/>
           <w:szCs w:val="24"/>
         </w:rPr>
+        <w:lastRenderedPageBreak/>
         <w:t>10. Tree problem pattern recognition</w:t>
       </w:r>
     </w:p>
@@ -19451,7 +19468,6 @@
                 <w:sz w:val="24"/>
                 <w:szCs w:val="24"/>
               </w:rPr>
-              <w:lastRenderedPageBreak/>
               <w:t>Balanced tree</w:t>
             </w:r>
           </w:p>
@@ -20018,6 +20034,28 @@
           <w:sz w:val="24"/>
           <w:szCs w:val="24"/>
         </w:rPr>
+        <w:br w:type="page"/>
+      </w:r>
+    </w:p>
+    <w:p>
+      <w:pPr>
+        <w:rPr>
+          <w:rFonts w:ascii="Times New Roman" w:hAnsi="Times New Roman" w:cs="Times New Roman"/>
+          <w:b/>
+          <w:bCs/>
+          <w:sz w:val="24"/>
+          <w:szCs w:val="24"/>
+        </w:rPr>
+      </w:pPr>
+      <w:r>
+        <w:rPr>
+          <w:rFonts w:ascii="Times New Roman" w:hAnsi="Times New Roman" w:cs="Times New Roman"/>
+          <w:b/>
+          <w:bCs/>
+          <w:sz w:val="24"/>
+          <w:szCs w:val="24"/>
+        </w:rPr>
+        <w:lastRenderedPageBreak/>
         <w:t>11. Complexity revision</w:t>
       </w:r>
     </w:p>
@@ -21003,7 +21041,6 @@
           <w:sz w:val="24"/>
           <w:szCs w:val="24"/>
         </w:rPr>
-        <w:lastRenderedPageBreak/>
         <w:t xml:space="preserve">For an approximately balanced BST, </w:t>
       </w:r>
       <w:proofErr w:type="gramStart"/>
@@ -25682,6 +25719,7 @@
   <w:style w:type="character" w:default="1" w:styleId="DefaultParagraphFont">
     <w:name w:val="Default Paragraph Font"/>
     <w:uiPriority w:val="1"/>
+    <w:semiHidden/>
     <w:unhideWhenUsed/>
   </w:style>
   <w:style w:type="table" w:default="1" w:styleId="TableNormal">
